--- a/tests/corpus_v2/docs/labor_0006.docx
+++ b/tests/corpus_v2/docs/labor_0006.docx
@@ -18,19 +18,25 @@
         <w:rPr>
           <w:b/>
         </w:rPr>
-        <w:t xml:space="preserve">№ 21/2024-С</w:t>
-      </w:r>
-    </w:p>
-    <w:p/>
-    <w:p>
-      <w:r>
-        <w:t xml:space="preserve">г. Нижний Новгород</w:t>
+        <w:t xml:space="preserve">№ </w:t>
+      </w:r>
+      <w:r>
+        <w:rPr>
+          <w:b/>
+        </w:rPr>
+        <w:t xml:space="preserve">20482/811-сс</w:t>
+      </w:r>
+    </w:p>
+    <w:p/>
+    <w:p>
+      <w:r>
+        <w:t xml:space="preserve">г. Химки</w:t>
       </w:r>
       <w:r>
         <w:t xml:space="preserve">     </w:t>
       </w:r>
       <w:r>
-        <w:t xml:space="preserve">«25» июля 2023 г.</w:t>
+        <w:t xml:space="preserve">12 сентября 2024 г.</w:t>
       </w:r>
     </w:p>
     <w:p/>
@@ -87,10 +93,10 @@
         <w:t xml:space="preserve">, именуемый в дальнейшем «Работник»</w:t>
       </w:r>
       <w:r>
-        <w:t xml:space="preserve">, с другой стороны, совместно именуемые «Стороны», заключили настоящий </w:t>
-      </w:r>
-      <w:r>
-        <w:t xml:space="preserve">Договор № 26/2023-П</w:t>
+        <w:t xml:space="preserve">, с другой стороны, совместно именуемые «Стороны», заключили настоящий Договор № </w:t>
+      </w:r>
+      <w:r>
+        <w:t xml:space="preserve">31/16</w:t>
       </w:r>
       <w:r>
         <w:t xml:space="preserve"> (далее — Договор) о нижеследующем:</w:t>
@@ -148,13 +154,13 @@
         <w:t xml:space="preserve">Должностной оклад Работника: </w:t>
       </w:r>
       <w:r>
-        <w:t xml:space="preserve">9 300 000</w:t>
-      </w:r>
-      <w:r>
-        <w:t xml:space="preserve">, а прописью: </w:t>
-      </w:r>
-      <w:r>
-        <w:t xml:space="preserve">девять триста тысяч рублей</w:t>
+        <w:t xml:space="preserve">не более 14 500 000,1 (Четырнадцати миллионов пятисот тысяч) руб.</w:t>
+      </w:r>
+      <w:r>
+        <w:t xml:space="preserve">, </w:t>
+      </w:r>
+      <w:r>
+        <w:t xml:space="preserve">Без НДС</w:t>
       </w:r>
       <w:r>
         <w:t xml:space="preserve">. Заработная плата выплачивается не реже чем каждые полмесяца.</w:t>
@@ -168,7 +174,7 @@
         <w:t xml:space="preserve">Ежегодный оплачиваемый отпуск: </w:t>
       </w:r>
       <w:r>
-        <w:t xml:space="preserve">не более 24 месяцев с момента заключения кредитного договора</w:t>
+        <w:t xml:space="preserve">в течение 60 рабочих дней со дня предъявления требования</w:t>
       </w:r>
       <w:r>
         <w:t xml:space="preserve">.</w:t>
@@ -188,7 +194,7 @@
         <w:t xml:space="preserve">2.1. Общая цена Договора: </w:t>
       </w:r>
       <w:r>
-        <w:t xml:space="preserve">3 000 (Три тысячи) рублей 00 копеек</w:t>
+        <w:t xml:space="preserve">____ руб. (_____)_____ коп., включая НДС ___ руб. (_____)_____ коп.</w:t>
       </w:r>
       <w:r>
         <w:t xml:space="preserve">.</w:t>
@@ -199,7 +205,7 @@
         <w:t xml:space="preserve">2.2. Налог: </w:t>
       </w:r>
       <w:r>
-        <w:t xml:space="preserve">7 (семь) процентов</w:t>
+        <w:t xml:space="preserve">0,5 процента от стоимости неоплаченных работ</w:t>
       </w:r>
       <w:r>
         <w:t xml:space="preserve">.</w:t>
@@ -210,7 +216,7 @@
         <w:t xml:space="preserve">2.3. Срок оплаты — </w:t>
       </w:r>
       <w:r>
-        <w:t xml:space="preserve">в течение 3 банковских дней с даты подписания Сторонами акта сдачи-приемки оказанных услуг</w:t>
+        <w:t xml:space="preserve">в течение шести месяцев с момента заключения контракта</w:t>
       </w:r>
       <w:r>
         <w:t xml:space="preserve">.</w:t>
@@ -230,7 +236,7 @@
         <w:t xml:space="preserve">, артикул </w:t>
       </w:r>
       <w:r>
-        <w:t xml:space="preserve">RM-3591-80</w:t>
+        <w:t xml:space="preserve">RM-3689-30</w:t>
       </w:r>
       <w:r>
         <w:t xml:space="preserve">, код </w:t>
@@ -290,7 +296,19 @@
         <w:t xml:space="preserve">. Цена — </w:t>
       </w:r>
       <w:r>
-        <w:t xml:space="preserve">931 817,18 (девятьсот тридцать одна тысяча восемьсот семнадцать рублей восемнадцать копеек)</w:t>
+        <w:t xml:space="preserve">618 002 (Шестьсот восемнадцать тысяч два) рубля</w:t>
+      </w:r>
+      <w:r>
+        <w:t xml:space="preserve">, включая НДС </w:t>
+      </w:r>
+      <w:r>
+        <w:t xml:space="preserve">22%</w:t>
+      </w:r>
+      <w:r>
+        <w:t xml:space="preserve"> в размере </w:t>
+      </w:r>
+      <w:r>
+        <w:t xml:space="preserve">Четырнадцать миллионов девятьсот тысяч рублей 00 копеек</w:t>
       </w:r>
       <w:r>
         <w:t xml:space="preserve">.</w:t>
@@ -310,7 +328,7 @@
         <w:t xml:space="preserve">3.1. Место исполнения обязательств: </w:t>
       </w:r>
       <w:r>
-        <w:t xml:space="preserve">Пермь Ленинградская 85/1 кв 61</w:t>
+        <w:t xml:space="preserve">Сергиев Посад, Тверская 84</w:t>
       </w:r>
       <w:r>
         <w:t xml:space="preserve">.</w:t>
@@ -327,7 +345,7 @@
         <w:t xml:space="preserve"> по телефону </w:t>
       </w:r>
       <w:r>
-        <w:t xml:space="preserve">+7 (812) 315-53-18</w:t>
+        <w:t xml:space="preserve">+7 (843) 787-29-79</w:t>
       </w:r>
       <w:r>
         <w:t xml:space="preserve">.</w:t>
@@ -338,7 +356,7 @@
         <w:t xml:space="preserve">3.3. Срок исполнения обязательств — </w:t>
       </w:r>
       <w:r>
-        <w:t xml:space="preserve">в течение 3 рабочих дней с момента выставления счета</w:t>
+        <w:t xml:space="preserve">не позднее 22.10.2025</w:t>
       </w:r>
       <w:r>
         <w:t xml:space="preserve">.</w:t>
@@ -369,13 +387,19 @@
         <w:t xml:space="preserve">Размер неустойки за нарушение сроков оплаты: </w:t>
       </w:r>
       <w:r>
-        <w:t xml:space="preserve">0,5 (пяти десятых) % от цены Договора</w:t>
+        <w:t xml:space="preserve">15 (пятнадцать) процентов годовых</w:t>
+      </w:r>
+      <w:r>
+        <w:t xml:space="preserve">, но не более </w:t>
+      </w:r>
+      <w:r>
+        <w:t xml:space="preserve">10 (десять) процентов от цены Договора</w:t>
       </w:r>
       <w:r>
         <w:t xml:space="preserve">. Предельный размер ответственности: </w:t>
       </w:r>
       <w:r>
-        <w:t xml:space="preserve">0,1% за каждый день просрочки</w:t>
+        <w:t xml:space="preserve">1/150 ключевой ставки ЦБ РФ от цены Договора</w:t>
       </w:r>
       <w:r>
         <w:t xml:space="preserve">.</w:t>
@@ -397,7 +421,7 @@
         <w:t xml:space="preserve">Сторона, для которой создалась невозможность исполнения, обязана уведомить другую Сторону. Срок уведомления — </w:t>
       </w:r>
       <w:r>
-        <w:t xml:space="preserve">в течение 20 рабочих дней с момента подписания акта</w:t>
+        <w:t xml:space="preserve">в течение двенадцати месяцев с момента поступления денежных средств на расчетный счет</w:t>
       </w:r>
       <w:r>
         <w:t xml:space="preserve">.</w:t>
@@ -411,7 +435,7 @@
         <w:t xml:space="preserve">Все споры и разногласия решаются путём переговоров. Претензионный порядок обязателен, срок ответа на претензию — </w:t>
       </w:r>
       <w:r>
-        <w:t xml:space="preserve">45 дней с момента заключения контракта</w:t>
+        <w:t xml:space="preserve">в течение 5 рабочих дней со дня предъявления требования</w:t>
       </w:r>
       <w:r>
         <w:t xml:space="preserve">.</w:t>
@@ -440,10 +464,76 @@
         <w:t xml:space="preserve">Место исполнения: </w:t>
       </w:r>
       <w:r>
-        <w:t xml:space="preserve">141300, г. Сергиев Посад, ш. Гагарина, д. 65, кв. 18</w:t>
-      </w:r>
-      <w:r>
-        <w:t xml:space="preserve">2502776640</w:t>
+        <w:t xml:space="preserve">143400, г. Красногорск, пер. Ленина, д. 7, кв. 161</w:t>
+      </w:r>
+      <w:r>
+        <w:t xml:space="preserve">9328812507</w:t>
+      </w:r>
+    </w:p>
+    <w:p/>
+    <w:p/>
+    <w:p>
+      <w:r>
+        <w:rPr>
+          <w:b/>
+        </w:rPr>
+        <w:t xml:space="preserve">9. КОНТРОЛЬНЫЕ ВЕЛИЧИНЫ</w:t>
+      </w:r>
+    </w:p>
+    <w:p>
+      <w:r>
+        <w:t xml:space="preserve">9.1. Контрольная запись: </w:t>
+      </w:r>
+      <w:r>
+        <w:t xml:space="preserve">20/2024-К</w:t>
+      </w:r>
+      <w:r>
+        <w:t xml:space="preserve">.</w:t>
+      </w:r>
+    </w:p>
+    <w:p>
+      <w:r>
+        <w:t xml:space="preserve">9.2. Контрольная запись: </w:t>
+      </w:r>
+      <w:r>
+        <w:rPr>
+          <w:b/>
+        </w:rPr>
+        <w:t xml:space="preserve">не менее 437</w:t>
+      </w:r>
+      <w:r>
+        <w:t xml:space="preserve">0000 (Четырёх миллионов трёхсот семидесяти тысяч) ₽</w:t>
+      </w:r>
+      <w:r>
+        <w:t xml:space="preserve">.</w:t>
+      </w:r>
+    </w:p>
+    <w:p>
+      <w:r>
+        <w:t xml:space="preserve">9.3. Контрольная запись: </w:t>
+      </w:r>
+      <w:r>
+        <w:rPr>
+          <w:b/>
+        </w:rPr>
+        <w:t xml:space="preserve">1</w:t>
+      </w:r>
+      <w:r>
+        <w:t xml:space="preserve">2% от стоимости неоплаченных работ</w:t>
+      </w:r>
+      <w:r>
+        <w:t xml:space="preserve">.</w:t>
+      </w:r>
+    </w:p>
+    <w:p>
+      <w:r>
+        <w:t xml:space="preserve">9.4. Контрольная запись: </w:t>
+      </w:r>
+      <w:r>
+        <w:t xml:space="preserve">не позднее 13.02.20 2 6</w:t>
+      </w:r>
+      <w:r>
+        <w:t xml:space="preserve">.</w:t>
       </w:r>
     </w:p>
     <w:p/>
@@ -495,7 +585,7 @@
               <w:t xml:space="preserve">Юридический адрес: </w:t>
             </w:r>
             <w:r>
-              <w:t xml:space="preserve">Сергиев Посад, Промышленная 59</w:t>
+              <w:t xml:space="preserve">Ростов-на-Дону Кутузовский 16/2 кв 75</w:t>
             </w:r>
           </w:p>
           <w:p>
@@ -503,7 +593,7 @@
               <w:t xml:space="preserve">Почтовый адрес: </w:t>
             </w:r>
             <w:r>
-              <w:t xml:space="preserve">Самара Мира 75/1 кв 89</w:t>
+              <w:t xml:space="preserve">Ростов-на-Дону Профсоюзная 17/3 кв 17</w:t>
             </w:r>
           </w:p>
           <w:p>
@@ -558,7 +648,7 @@
               <w:t xml:space="preserve">Тел.: </w:t>
             </w:r>
             <w:r>
-              <w:t xml:space="preserve">+7 (843) 583-85-96</w:t>
+              <w:t xml:space="preserve">+7 (812) 906-36-70</w:t>
             </w:r>
           </w:p>
           <w:p>
@@ -566,7 +656,7 @@
               <w:t xml:space="preserve">E-mail: </w:t>
             </w:r>
             <w:r>
-              <w:t xml:space="preserve">ivanov@yandex.ru</w:t>
+              <w:t xml:space="preserve">ivanov@list.ru</w:t>
             </w:r>
           </w:p>
           <w:p/>
@@ -609,7 +699,7 @@
               <w:t xml:space="preserve">Адрес регистрации: </w:t>
             </w:r>
             <w:r>
-              <w:t xml:space="preserve">Тверь Садовая 27/4 кв 42</w:t>
+              <w:t xml:space="preserve">Санкт-Петербург, Садовая 67</w:t>
             </w:r>
           </w:p>
           <w:p>
@@ -648,7 +738,7 @@
               <w:t xml:space="preserve">Тел.: </w:t>
             </w:r>
             <w:r>
-              <w:t xml:space="preserve">+7 (495) 168-96-94</w:t>
+              <w:t xml:space="preserve">+7 (499) 831-46-66</w:t>
             </w:r>
           </w:p>
           <w:p>
@@ -656,7 +746,7 @@
               <w:t xml:space="preserve">E-mail: </w:t>
             </w:r>
             <w:r>
-              <w:t xml:space="preserve">orlov@list.ru</w:t>
+              <w:t xml:space="preserve">orlov@sibtrans.ru</w:t>
             </w:r>
           </w:p>
           <w:p/>
@@ -738,19 +828,19 @@
         <w:t xml:space="preserve">Реквизиты для возврата: </w:t>
       </w:r>
       <w:r>
-        <w:t xml:space="preserve">443010, г. Самара, просп. Полевая, д. 37, кв. 114</w:t>
+        <w:t xml:space="preserve">141400, г. Химки, наб. Заречная, д. 9, кв. 164</w:t>
       </w:r>
       <w:r>
         <w:t xml:space="preserve">, ИНН </w:t>
       </w:r>
       <w:r>
-        <w:t xml:space="preserve">7451048181</w:t>
+        <w:t xml:space="preserve">0481834920</w:t>
       </w:r>
       <w:r>
         <w:t xml:space="preserve">, контакт: </w:t>
       </w:r>
       <w:r>
-        <w:t xml:space="preserve">Морозов Олег Юрьевич</w:t>
+        <w:t xml:space="preserve">Крылова Татьяна Петровна</w:t>
       </w:r>
     </w:p>
   </w:footnote>

--- a/tests/corpus_v2/docs/labor_0006.docx
+++ b/tests/corpus_v2/docs/labor_0006.docx
@@ -485,7 +485,13 @@
         <w:t xml:space="preserve">9.1. Контрольная запись: </w:t>
       </w:r>
       <w:r>
-        <w:t xml:space="preserve">20/2024-К</w:t>
+        <w:rPr>
+          <w:b/>
+        </w:rPr>
+        <w:t xml:space="preserve">20/20</w:t>
+      </w:r>
+      <w:r>
+        <w:t xml:space="preserve">24-К</w:t>
       </w:r>
       <w:r>
         <w:t xml:space="preserve">.</w:t>

--- a/tests/corpus_v2/docs/labor_0006.docx
+++ b/tests/corpus_v2/docs/labor_0006.docx
@@ -24,19 +24,19 @@
         <w:rPr>
           <w:b/>
         </w:rPr>
-        <w:t xml:space="preserve">20482/811-сс</w:t>
-      </w:r>
-    </w:p>
-    <w:p/>
-    <w:p>
-      <w:r>
-        <w:t xml:space="preserve">г. Химки</w:t>
+        <w:t xml:space="preserve">2/18</w:t>
+      </w:r>
+    </w:p>
+    <w:p/>
+    <w:p>
+      <w:r>
+        <w:t xml:space="preserve">г. Новосибирск</w:t>
       </w:r>
       <w:r>
         <w:t xml:space="preserve">     </w:t>
       </w:r>
       <w:r>
-        <w:t xml:space="preserve">12 сентября 2024 г.</w:t>
+        <w:t xml:space="preserve">17 августа 2023 г.</w:t>
       </w:r>
     </w:p>
     <w:p/>
@@ -96,7 +96,7 @@
         <w:t xml:space="preserve">, с другой стороны, совместно именуемые «Стороны», заключили настоящий Договор № </w:t>
       </w:r>
       <w:r>
-        <w:t xml:space="preserve">31/16</w:t>
+        <w:t xml:space="preserve">36495/136-сс</w:t>
       </w:r>
       <w:r>
         <w:t xml:space="preserve"> (далее — Договор) о нижеследующем:</w:t>
@@ -154,7 +154,7 @@
         <w:t xml:space="preserve">Должностной оклад Работника: </w:t>
       </w:r>
       <w:r>
-        <w:t xml:space="preserve">не более 14 500 000,1 (Четырнадцати миллионов пятисот тысяч) руб.</w:t>
+        <w:t xml:space="preserve">не более 742 000,8 (Семисот сорока двух тысяч) руб.</w:t>
       </w:r>
       <w:r>
         <w:t xml:space="preserve">, </w:t>
@@ -174,7 +174,7 @@
         <w:t xml:space="preserve">Ежегодный оплачиваемый отпуск: </w:t>
       </w:r>
       <w:r>
-        <w:t xml:space="preserve">в течение 60 рабочих дней со дня предъявления требования</w:t>
+        <w:t xml:space="preserve">в течение 7 рабочих дней со дня предъявления требования</w:t>
       </w:r>
       <w:r>
         <w:t xml:space="preserve">.</w:t>
@@ -236,7 +236,7 @@
         <w:t xml:space="preserve">, артикул </w:t>
       </w:r>
       <w:r>
-        <w:t xml:space="preserve">RM-3689-30</w:t>
+        <w:t xml:space="preserve">RM-3587-86</w:t>
       </w:r>
       <w:r>
         <w:t xml:space="preserve">, код </w:t>
@@ -296,7 +296,7 @@
         <w:t xml:space="preserve">. Цена — </w:t>
       </w:r>
       <w:r>
-        <w:t xml:space="preserve">618 002 (Шестьсот восемнадцать тысяч два) рубля</w:t>
+        <w:t xml:space="preserve">65 002 (Шестьдесят пять тысяч два) рубля</w:t>
       </w:r>
       <w:r>
         <w:t xml:space="preserve">, включая НДС </w:t>
@@ -308,7 +308,7 @@
         <w:t xml:space="preserve"> в размере </w:t>
       </w:r>
       <w:r>
-        <w:t xml:space="preserve">Четырнадцать миллионов девятьсот тысяч рублей 00 копеек</w:t>
+        <w:t xml:space="preserve">Пятьсот пятьдесят три тысячи рублей 00 копеек</w:t>
       </w:r>
       <w:r>
         <w:t xml:space="preserve">.</w:t>
@@ -328,7 +328,7 @@
         <w:t xml:space="preserve">3.1. Место исполнения обязательств: </w:t>
       </w:r>
       <w:r>
-        <w:t xml:space="preserve">Сергиев Посад, Тверская 84</w:t>
+        <w:t xml:space="preserve">Сергиев Посад, Строителей 20</w:t>
       </w:r>
       <w:r>
         <w:t xml:space="preserve">.</w:t>
@@ -345,7 +345,7 @@
         <w:t xml:space="preserve"> по телефону </w:t>
       </w:r>
       <w:r>
-        <w:t xml:space="preserve">+7 (843) 787-29-79</w:t>
+        <w:t xml:space="preserve">+7 (383) 775-84-75</w:t>
       </w:r>
       <w:r>
         <w:t xml:space="preserve">.</w:t>
@@ -356,7 +356,7 @@
         <w:t xml:space="preserve">3.3. Срок исполнения обязательств — </w:t>
       </w:r>
       <w:r>
-        <w:t xml:space="preserve">не позднее 22.10.2025</w:t>
+        <w:t xml:space="preserve">не позднее 04.08.2026</w:t>
       </w:r>
       <w:r>
         <w:t xml:space="preserve">.</w:t>
@@ -387,7 +387,7 @@
         <w:t xml:space="preserve">Размер неустойки за нарушение сроков оплаты: </w:t>
       </w:r>
       <w:r>
-        <w:t xml:space="preserve">15 (пятнадцать) процентов годовых</w:t>
+        <w:t xml:space="preserve">7 (семь) процентов годовых</w:t>
       </w:r>
       <w:r>
         <w:t xml:space="preserve">, но не более </w:t>
@@ -421,7 +421,7 @@
         <w:t xml:space="preserve">Сторона, для которой создалась невозможность исполнения, обязана уведомить другую Сторону. Срок уведомления — </w:t>
       </w:r>
       <w:r>
-        <w:t xml:space="preserve">в течение двенадцати месяцев с момента поступления денежных средств на расчетный счет</w:t>
+        <w:t xml:space="preserve">в течение трех месяцев с момента поступления денежных средств на расчетный счет</w:t>
       </w:r>
       <w:r>
         <w:t xml:space="preserve">.</w:t>
@@ -435,7 +435,7 @@
         <w:t xml:space="preserve">Все споры и разногласия решаются путём переговоров. Претензионный порядок обязателен, срок ответа на претензию — </w:t>
       </w:r>
       <w:r>
-        <w:t xml:space="preserve">в течение 5 рабочих дней со дня предъявления требования</w:t>
+        <w:t xml:space="preserve">в течение 14 рабочих дней со дня предъявления требования</w:t>
       </w:r>
       <w:r>
         <w:t xml:space="preserve">.</w:t>
@@ -464,10 +464,10 @@
         <w:t xml:space="preserve">Место исполнения: </w:t>
       </w:r>
       <w:r>
-        <w:t xml:space="preserve">143400, г. Красногорск, пер. Ленина, д. 7, кв. 161</w:t>
-      </w:r>
-      <w:r>
-        <w:t xml:space="preserve">9328812507</w:t>
+        <w:t xml:space="preserve">101000, г. Москва, просп. Профсоюзная, д. 24, кв. 133</w:t>
+      </w:r>
+      <w:r>
+        <w:t xml:space="preserve">8125027764</w:t>
       </w:r>
     </w:p>
     <w:p/>
@@ -488,10 +488,10 @@
         <w:rPr>
           <w:b/>
         </w:rPr>
-        <w:t xml:space="preserve">20/20</w:t>
-      </w:r>
-      <w:r>
-        <w:t xml:space="preserve">24-К</w:t>
+        <w:t xml:space="preserve">53Ф-37</w:t>
+      </w:r>
+      <w:r>
+        <w:t xml:space="preserve">667/15-947Д</w:t>
       </w:r>
       <w:r>
         <w:t xml:space="preserve">.</w:t>
@@ -505,10 +505,10 @@
         <w:rPr>
           <w:b/>
         </w:rPr>
-        <w:t xml:space="preserve">не менее 437</w:t>
-      </w:r>
-      <w:r>
-        <w:t xml:space="preserve">0000 (Четырёх миллионов трёхсот семидесяти тысяч) ₽</w:t>
+        <w:t xml:space="preserve">не менее 417</w:t>
+      </w:r>
+      <w:r>
+        <w:t xml:space="preserve">000 (Четырёхсот семнадцати тысяч) ₽</w:t>
       </w:r>
       <w:r>
         <w:t xml:space="preserve">.</w:t>
@@ -525,7 +525,7 @@
         <w:t xml:space="preserve">1</w:t>
       </w:r>
       <w:r>
-        <w:t xml:space="preserve">2% от стоимости неоплаченных работ</w:t>
+        <w:t xml:space="preserve">5% от стоимости неоплаченных работ</w:t>
       </w:r>
       <w:r>
         <w:t xml:space="preserve">.</w:t>
@@ -536,7 +536,7 @@
         <w:t xml:space="preserve">9.4. Контрольная запись: </w:t>
       </w:r>
       <w:r>
-        <w:t xml:space="preserve">не позднее 13.02.20 2 6</w:t>
+        <w:t xml:space="preserve">в течение 4 5  (Сорока пяти) банковских дней с момента подписания акта</w:t>
       </w:r>
       <w:r>
         <w:t xml:space="preserve">.</w:t>
@@ -591,7 +591,7 @@
               <w:t xml:space="preserve">Юридический адрес: </w:t>
             </w:r>
             <w:r>
-              <w:t xml:space="preserve">Ростов-на-Дону Кутузовский 16/2 кв 75</w:t>
+              <w:t xml:space="preserve">Самара Мира 75/1 кв 89</w:t>
             </w:r>
           </w:p>
           <w:p>
@@ -599,7 +599,7 @@
               <w:t xml:space="preserve">Почтовый адрес: </w:t>
             </w:r>
             <w:r>
-              <w:t xml:space="preserve">Ростов-на-Дону Профсоюзная 17/3 кв 17</w:t>
+              <w:t xml:space="preserve">Новосибирск, Ленинградская 43</w:t>
             </w:r>
           </w:p>
           <w:p>
@@ -654,7 +654,7 @@
               <w:t xml:space="preserve">Тел.: </w:t>
             </w:r>
             <w:r>
-              <w:t xml:space="preserve">+7 (812) 906-36-70</w:t>
+              <w:t xml:space="preserve">+7 (499) 582-51-14</w:t>
             </w:r>
           </w:p>
           <w:p>
@@ -662,7 +662,7 @@
               <w:t xml:space="preserve">E-mail: </w:t>
             </w:r>
             <w:r>
-              <w:t xml:space="preserve">ivanov@list.ru</w:t>
+              <w:t xml:space="preserve">ivanov@mail.ru</w:t>
             </w:r>
           </w:p>
           <w:p/>
@@ -705,7 +705,7 @@
               <w:t xml:space="preserve">Адрес регистрации: </w:t>
             </w:r>
             <w:r>
-              <w:t xml:space="preserve">Санкт-Петербург, Садовая 67</w:t>
+              <w:t xml:space="preserve">Самара Полевая 37/4 кв 63</w:t>
             </w:r>
           </w:p>
           <w:p>
@@ -744,7 +744,7 @@
               <w:t xml:space="preserve">Тел.: </w:t>
             </w:r>
             <w:r>
-              <w:t xml:space="preserve">+7 (499) 831-46-66</w:t>
+              <w:t xml:space="preserve">+7 (812) 974-57-18</w:t>
             </w:r>
           </w:p>
           <w:p>
@@ -752,7 +752,7 @@
               <w:t xml:space="preserve">E-mail: </w:t>
             </w:r>
             <w:r>
-              <w:t xml:space="preserve">orlov@sibtrans.ru</w:t>
+              <w:t xml:space="preserve">orlov@romashka.ru</w:t>
             </w:r>
           </w:p>
           <w:p/>
@@ -834,19 +834,19 @@
         <w:t xml:space="preserve">Реквизиты для возврата: </w:t>
       </w:r>
       <w:r>
-        <w:t xml:space="preserve">141400, г. Химки, наб. Заречная, д. 9, кв. 164</w:t>
+        <w:t xml:space="preserve">143000, г. Одинцово, ш. Победы, д. 12, кв. 133</w:t>
       </w:r>
       <w:r>
         <w:t xml:space="preserve">, ИНН </w:t>
       </w:r>
       <w:r>
-        <w:t xml:space="preserve">0481834920</w:t>
+        <w:t xml:space="preserve">3492774146</w:t>
       </w:r>
       <w:r>
         <w:t xml:space="preserve">, контакт: </w:t>
       </w:r>
       <w:r>
-        <w:t xml:space="preserve">Крылова Татьяна Петровна</w:t>
+        <w:t xml:space="preserve">Волкова Ирина Егоровна</w:t>
       </w:r>
     </w:p>
   </w:footnote>

--- a/tests/corpus_v2/docs/labor_0006.docx
+++ b/tests/corpus_v2/docs/labor_0006.docx
@@ -69,25 +69,25 @@
         <w:t xml:space="preserve">паспорт </w:t>
       </w:r>
       <w:r>
-        <w:t xml:space="preserve">47 14 350276</w:t>
+        <w:t xml:space="preserve">18 25 477210</w:t>
       </w:r>
       <w:r>
         <w:t xml:space="preserve">, выдан </w:t>
       </w:r>
       <w:r>
-        <w:t xml:space="preserve">ТП № 2 ОУФМС России по Московской обл.</w:t>
+        <w:t xml:space="preserve">ГУ МВД России по г. Москве</w:t>
       </w:r>
       <w:r>
         <w:t xml:space="preserve"> </w:t>
       </w:r>
       <w:r>
-        <w:t xml:space="preserve">03.05.2002</w:t>
+        <w:t xml:space="preserve">16.02.2011</w:t>
       </w:r>
       <w:r>
         <w:t xml:space="preserve">, код подразделения </w:t>
       </w:r>
       <w:r>
-        <w:t xml:space="preserve">567-240</w:t>
+        <w:t xml:space="preserve">343-567</w:t>
       </w:r>
       <w:r>
         <w:t xml:space="preserve">, именуемый в дальнейшем «Работник»</w:t>
@@ -293,10 +293,16 @@
         <w:t xml:space="preserve">МКАС при ТПП РФ</w:t>
       </w:r>
       <w:r>
+        <w:t xml:space="preserve">. Товар отгружается с сопроводительным документом паспорт качества № </w:t>
+      </w:r>
+      <w:r>
+        <w:t xml:space="preserve">07 05 556264</w:t>
+      </w:r>
+      <w:r>
         <w:t xml:space="preserve">. Цена — </w:t>
       </w:r>
       <w:r>
-        <w:t xml:space="preserve">65 002 (Шестьдесят пять тысяч два) рубля</w:t>
+        <w:t xml:space="preserve">55 002 (Пятьдесят пять тысяч два) рубля</w:t>
       </w:r>
       <w:r>
         <w:t xml:space="preserve">, включая НДС </w:t>
@@ -308,7 +314,7 @@
         <w:t xml:space="preserve"> в размере </w:t>
       </w:r>
       <w:r>
-        <w:t xml:space="preserve">Пятьсот пятьдесят три тысячи рублей 00 копеек</w:t>
+        <w:t xml:space="preserve">Девяносто один миллион триста тысяч рублей 00 копеек</w:t>
       </w:r>
       <w:r>
         <w:t xml:space="preserve">.</w:t>
@@ -328,7 +334,7 @@
         <w:t xml:space="preserve">3.1. Место исполнения обязательств: </w:t>
       </w:r>
       <w:r>
-        <w:t xml:space="preserve">Сергиев Посад, Строителей 20</w:t>
+        <w:t xml:space="preserve">Пермь Ленинградская 85/1 кв 61</w:t>
       </w:r>
       <w:r>
         <w:t xml:space="preserve">.</w:t>
@@ -345,7 +351,7 @@
         <w:t xml:space="preserve"> по телефону </w:t>
       </w:r>
       <w:r>
-        <w:t xml:space="preserve">+7 (383) 775-84-75</w:t>
+        <w:t xml:space="preserve">+7 (812) 315-53-18</w:t>
       </w:r>
       <w:r>
         <w:t xml:space="preserve">.</w:t>
@@ -356,7 +362,7 @@
         <w:t xml:space="preserve">3.3. Срок исполнения обязательств — </w:t>
       </w:r>
       <w:r>
-        <w:t xml:space="preserve">не позднее 04.08.2026</w:t>
+        <w:t xml:space="preserve">не позднее 25.01.2026</w:t>
       </w:r>
       <w:r>
         <w:t xml:space="preserve">.</w:t>
@@ -387,13 +393,13 @@
         <w:t xml:space="preserve">Размер неустойки за нарушение сроков оплаты: </w:t>
       </w:r>
       <w:r>
-        <w:t xml:space="preserve">7 (семь) процентов годовых</w:t>
+        <w:t xml:space="preserve">5 (пять) процентов годовых</w:t>
       </w:r>
       <w:r>
         <w:t xml:space="preserve">, но не более </w:t>
       </w:r>
       <w:r>
-        <w:t xml:space="preserve">10 (десять) процентов от цены Договора</w:t>
+        <w:t xml:space="preserve">20 (двадцать) процентов от цены Договора</w:t>
       </w:r>
       <w:r>
         <w:t xml:space="preserve">. Предельный размер ответственности: </w:t>
@@ -421,7 +427,7 @@
         <w:t xml:space="preserve">Сторона, для которой создалась невозможность исполнения, обязана уведомить другую Сторону. Срок уведомления — </w:t>
       </w:r>
       <w:r>
-        <w:t xml:space="preserve">в течение трех месяцев с момента поступления денежных средств на расчетный счет</w:t>
+        <w:t xml:space="preserve">в течение шести месяцев с момента поступления денежных средств на расчетный счет</w:t>
       </w:r>
       <w:r>
         <w:t xml:space="preserve">.</w:t>
@@ -435,7 +441,7 @@
         <w:t xml:space="preserve">Все споры и разногласия решаются путём переговоров. Претензионный порядок обязателен, срок ответа на претензию — </w:t>
       </w:r>
       <w:r>
-        <w:t xml:space="preserve">в течение 14 рабочих дней со дня предъявления требования</w:t>
+        <w:t xml:space="preserve">в течение 60 рабочих дней со дня предъявления требования</w:t>
       </w:r>
       <w:r>
         <w:t xml:space="preserve">.</w:t>
@@ -464,10 +470,10 @@
         <w:t xml:space="preserve">Место исполнения: </w:t>
       </w:r>
       <w:r>
-        <w:t xml:space="preserve">101000, г. Москва, просп. Профсоюзная, д. 24, кв. 133</w:t>
-      </w:r>
-      <w:r>
-        <w:t xml:space="preserve">8125027764</w:t>
+        <w:t xml:space="preserve">143000, г. Одинцово, ул. Полевая, д. 19, кв. 196</w:t>
+      </w:r>
+      <w:r>
+        <w:t xml:space="preserve">5027766426</w:t>
       </w:r>
     </w:p>
     <w:p/>
@@ -488,10 +494,10 @@
         <w:rPr>
           <w:b/>
         </w:rPr>
-        <w:t xml:space="preserve">53Ф-37</w:t>
-      </w:r>
-      <w:r>
-        <w:t xml:space="preserve">667/15-947Д</w:t>
+        <w:t xml:space="preserve">51Ф-10</w:t>
+      </w:r>
+      <w:r>
+        <w:t xml:space="preserve">835/24-489Д</w:t>
       </w:r>
       <w:r>
         <w:t xml:space="preserve">.</w:t>
@@ -505,10 +511,10 @@
         <w:rPr>
           <w:b/>
         </w:rPr>
-        <w:t xml:space="preserve">не менее 417</w:t>
-      </w:r>
-      <w:r>
-        <w:t xml:space="preserve">000 (Четырёхсот семнадцати тысяч) ₽</w:t>
+        <w:t xml:space="preserve">не менее 4810</w:t>
+      </w:r>
+      <w:r>
+        <w:t xml:space="preserve">0000 (Сорока восьми миллионов ста тысяч) ₽</w:t>
       </w:r>
       <w:r>
         <w:t xml:space="preserve">.</w:t>
@@ -522,10 +528,10 @@
         <w:rPr>
           <w:b/>
         </w:rPr>
-        <w:t xml:space="preserve">1</w:t>
-      </w:r>
-      <w:r>
-        <w:t xml:space="preserve">5% от стоимости неоплаченных работ</w:t>
+        <w:t xml:space="preserve">2</w:t>
+      </w:r>
+      <w:r>
+        <w:t xml:space="preserve">0% от стоимости неоплаченных работ</w:t>
       </w:r>
       <w:r>
         <w:t xml:space="preserve">.</w:t>
@@ -536,7 +542,7 @@
         <w:t xml:space="preserve">9.4. Контрольная запись: </w:t>
       </w:r>
       <w:r>
-        <w:t xml:space="preserve">в течение 4 5  (Сорока пяти) банковских дней с момента подписания акта</w:t>
+        <w:t xml:space="preserve">не позднее 06.10.20 2 5</w:t>
       </w:r>
       <w:r>
         <w:t xml:space="preserve">.</w:t>
@@ -591,15 +597,7 @@
               <w:t xml:space="preserve">Юридический адрес: </w:t>
             </w:r>
             <w:r>
-              <w:t xml:space="preserve">Самара Мира 75/1 кв 89</w:t>
-            </w:r>
-          </w:p>
-          <w:p>
-            <w:r>
-              <w:t xml:space="preserve">Почтовый адрес: </w:t>
-            </w:r>
-            <w:r>
-              <w:t xml:space="preserve">Новосибирск, Ленинградская 43</w:t>
+              <w:t xml:space="preserve">Ростов-на-Дону Профсоюзная 17/3 кв 17</w:t>
             </w:r>
           </w:p>
           <w:p>
@@ -697,7 +695,7 @@
               <w:t xml:space="preserve">Дата рождения: </w:t>
             </w:r>
             <w:r>
-              <w:t xml:space="preserve">27.06.1959</w:t>
+              <w:t xml:space="preserve">12.06.1959</w:t>
             </w:r>
           </w:p>
           <w:p>
@@ -713,16 +711,16 @@
               <w:t xml:space="preserve">Паспорт </w:t>
             </w:r>
             <w:r>
-              <w:t xml:space="preserve">47 14 350276</w:t>
-            </w:r>
-            <w:r>
-              <w:t xml:space="preserve">, выдан ТП № 2 ОУФМС России по Московской обл. 03.05.2002</w:t>
+              <w:t xml:space="preserve">18 25 477210</w:t>
+            </w:r>
+            <w:r>
+              <w:t xml:space="preserve">, выдан ГУ МВД России по г. Москве 16.02.2011</w:t>
             </w:r>
             <w:r>
               <w:t xml:space="preserve">, код подразделения </w:t>
             </w:r>
             <w:r>
-              <w:t xml:space="preserve">567-240</w:t>
+              <w:t xml:space="preserve">343-567</w:t>
             </w:r>
           </w:p>
           <w:p>
@@ -730,13 +728,13 @@
               <w:t xml:space="preserve">СНИЛС </w:t>
             </w:r>
             <w:r>
-              <w:t xml:space="preserve">251-938-976 11</w:t>
+              <w:t xml:space="preserve">193-897-656 55</w:t>
             </w:r>
             <w:r>
               <w:t xml:space="preserve"> ИНН </w:t>
             </w:r>
             <w:r>
-              <w:t xml:space="preserve">273243543406</w:t>
+              <w:t xml:space="preserve">324354342539</w:t>
             </w:r>
           </w:p>
           <w:p>

--- a/tests/corpus_v2/docs/labor_0006.docx
+++ b/tests/corpus_v2/docs/labor_0006.docx
@@ -75,19 +75,19 @@
         <w:t xml:space="preserve">, выдан </w:t>
       </w:r>
       <w:r>
-        <w:t xml:space="preserve">ГУ МВД России по г. Москве</w:t>
+        <w:t xml:space="preserve">ТП № 2 ОУФМС России по Московской обл.</w:t>
       </w:r>
       <w:r>
         <w:t xml:space="preserve"> </w:t>
       </w:r>
       <w:r>
-        <w:t xml:space="preserve">16.02.2011</w:t>
+        <w:t xml:space="preserve">03.05.2002</w:t>
       </w:r>
       <w:r>
         <w:t xml:space="preserve">, код подразделения </w:t>
       </w:r>
       <w:r>
-        <w:t xml:space="preserve">343-567</w:t>
+        <w:t xml:space="preserve">567-240</w:t>
       </w:r>
       <w:r>
         <w:t xml:space="preserve">, именуемый в дальнейшем «Работник»</w:t>
@@ -299,10 +299,46 @@
         <w:t xml:space="preserve">07 05 556264</w:t>
       </w:r>
       <w:r>
+        <w:t xml:space="preserve">. К партии приложен паспорт изделия № </w:t>
+      </w:r>
+      <w:r>
+        <w:t xml:space="preserve">06 06 925018</w:t>
+      </w:r>
+      <w:r>
+        <w:t xml:space="preserve">. Оборудование поставляется с паспортом транспортного средства № </w:t>
+      </w:r>
+      <w:r>
+        <w:t xml:space="preserve">71 05 972185</w:t>
+      </w:r>
+      <w:r>
+        <w:t xml:space="preserve">. Приёмка производится согласно техническому паспорту </w:t>
+      </w:r>
+      <w:r>
+        <w:t xml:space="preserve">84 14 704410</w:t>
+      </w:r>
+      <w:r>
+        <w:t xml:space="preserve">. СНИЛС не указан, номер заказа </w:t>
+      </w:r>
+      <w:r>
+        <w:t xml:space="preserve">812-912-158 69</w:t>
+      </w:r>
+      <w:r>
+        <w:t xml:space="preserve">. Дата рождения не проставлена, документ выдан </w:t>
+      </w:r>
+      <w:r>
+        <w:t xml:space="preserve">22.10.2023</w:t>
+      </w:r>
+      <w:r>
+        <w:t xml:space="preserve">. Код подразделения, см. артикул </w:t>
+      </w:r>
+      <w:r>
+        <w:t xml:space="preserve">101-954</w:t>
+      </w:r>
+      <w:r>
         <w:t xml:space="preserve">. Цена — </w:t>
       </w:r>
       <w:r>
-        <w:t xml:space="preserve">55 002 (Пятьдесят пять тысяч два) рубля</w:t>
+        <w:t xml:space="preserve">4 940 002 (Четыре миллиона девятьсот сорок тысяч два) рубля</w:t>
       </w:r>
       <w:r>
         <w:t xml:space="preserve">, включая НДС </w:t>
@@ -314,7 +350,7 @@
         <w:t xml:space="preserve"> в размере </w:t>
       </w:r>
       <w:r>
-        <w:t xml:space="preserve">Девяносто один миллион триста тысяч рублей 00 копеек</w:t>
+        <w:t xml:space="preserve">Два миллиона двести пятьдесят тысяч рублей 00 копеек</w:t>
       </w:r>
       <w:r>
         <w:t xml:space="preserve">.</w:t>
@@ -334,7 +370,7 @@
         <w:t xml:space="preserve">3.1. Место исполнения обязательств: </w:t>
       </w:r>
       <w:r>
-        <w:t xml:space="preserve">Пермь Ленинградская 85/1 кв 61</w:t>
+        <w:t xml:space="preserve">Химки, Советская 74</w:t>
       </w:r>
       <w:r>
         <w:t xml:space="preserve">.</w:t>
@@ -351,7 +387,7 @@
         <w:t xml:space="preserve"> по телефону </w:t>
       </w:r>
       <w:r>
-        <w:t xml:space="preserve">+7 (812) 315-53-18</w:t>
+        <w:t xml:space="preserve">+7 (499) 284-76-74</w:t>
       </w:r>
       <w:r>
         <w:t xml:space="preserve">.</w:t>
@@ -362,7 +398,7 @@
         <w:t xml:space="preserve">3.3. Срок исполнения обязательств — </w:t>
       </w:r>
       <w:r>
-        <w:t xml:space="preserve">не позднее 25.01.2026</w:t>
+        <w:t xml:space="preserve">не позднее 03.03.2026</w:t>
       </w:r>
       <w:r>
         <w:t xml:space="preserve">.</w:t>
@@ -399,7 +435,7 @@
         <w:t xml:space="preserve">, но не более </w:t>
       </w:r>
       <w:r>
-        <w:t xml:space="preserve">20 (двадцать) процентов от цены Договора</w:t>
+        <w:t xml:space="preserve">7 (семь) процентов от цены Договора</w:t>
       </w:r>
       <w:r>
         <w:t xml:space="preserve">. Предельный размер ответственности: </w:t>
@@ -427,7 +463,7 @@
         <w:t xml:space="preserve">Сторона, для которой создалась невозможность исполнения, обязана уведомить другую Сторону. Срок уведомления — </w:t>
       </w:r>
       <w:r>
-        <w:t xml:space="preserve">в течение шести месяцев с момента поступления денежных средств на расчетный счет</w:t>
+        <w:t xml:space="preserve">в течение двадцати четырех месяцев с момента поступления денежных средств на расчетный счет</w:t>
       </w:r>
       <w:r>
         <w:t xml:space="preserve">.</w:t>
@@ -441,7 +477,7 @@
         <w:t xml:space="preserve">Все споры и разногласия решаются путём переговоров. Претензионный порядок обязателен, срок ответа на претензию — </w:t>
       </w:r>
       <w:r>
-        <w:t xml:space="preserve">в течение 60 рабочих дней со дня предъявления требования</w:t>
+        <w:t xml:space="preserve">в течение 30 рабочих дней со дня предъявления требования</w:t>
       </w:r>
       <w:r>
         <w:t xml:space="preserve">.</w:t>
@@ -470,10 +506,10 @@
         <w:t xml:space="preserve">Место исполнения: </w:t>
       </w:r>
       <w:r>
-        <w:t xml:space="preserve">143000, г. Одинцово, ул. Полевая, д. 19, кв. 196</w:t>
-      </w:r>
-      <w:r>
-        <w:t xml:space="preserve">5027766426</w:t>
+        <w:t xml:space="preserve">620014, г. Екатеринбург, просп. Октябрьская, д. 51, кв. 22</w:t>
+      </w:r>
+      <w:r>
+        <w:t xml:space="preserve">7779129160</w:t>
       </w:r>
     </w:p>
     <w:p/>
@@ -494,10 +530,10 @@
         <w:rPr>
           <w:b/>
         </w:rPr>
-        <w:t xml:space="preserve">51Ф-10</w:t>
-      </w:r>
-      <w:r>
-        <w:t xml:space="preserve">835/24-489Д</w:t>
+        <w:t xml:space="preserve">61Ф-77</w:t>
+      </w:r>
+      <w:r>
+        <w:t xml:space="preserve">788/14-328Д</w:t>
       </w:r>
       <w:r>
         <w:t xml:space="preserve">.</w:t>
@@ -511,10 +547,10 @@
         <w:rPr>
           <w:b/>
         </w:rPr>
-        <w:t xml:space="preserve">не менее 4810</w:t>
-      </w:r>
-      <w:r>
-        <w:t xml:space="preserve">0000 (Сорока восьми миллионов ста тысяч) ₽</w:t>
+        <w:t xml:space="preserve">не менее 145</w:t>
+      </w:r>
+      <w:r>
+        <w:t xml:space="preserve">0000 (Одного миллиона четырёхсот пятидесяти тысяч) ₽</w:t>
       </w:r>
       <w:r>
         <w:t xml:space="preserve">.</w:t>
@@ -531,7 +567,7 @@
         <w:t xml:space="preserve">2</w:t>
       </w:r>
       <w:r>
-        <w:t xml:space="preserve">0% от стоимости неоплаченных работ</w:t>
+        <w:t xml:space="preserve">1% от стоимости неоплаченных работ</w:t>
       </w:r>
       <w:r>
         <w:t xml:space="preserve">.</w:t>
@@ -542,7 +578,7 @@
         <w:t xml:space="preserve">9.4. Контрольная запись: </w:t>
       </w:r>
       <w:r>
-        <w:t xml:space="preserve">не позднее 06.10.20 2 5</w:t>
+        <w:t xml:space="preserve">в течение 1 0  (Десяти) банковских дней с момента подписания акта</w:t>
       </w:r>
       <w:r>
         <w:t xml:space="preserve">.</w:t>
@@ -597,7 +633,7 @@
               <w:t xml:space="preserve">Юридический адрес: </w:t>
             </w:r>
             <w:r>
-              <w:t xml:space="preserve">Ростов-на-Дону Профсоюзная 17/3 кв 17</w:t>
+              <w:t xml:space="preserve">Одинцово Садовая 9/3 кв 78</w:t>
             </w:r>
           </w:p>
           <w:p>
@@ -652,7 +688,7 @@
               <w:t xml:space="preserve">Тел.: </w:t>
             </w:r>
             <w:r>
-              <w:t xml:space="preserve">+7 (499) 582-51-14</w:t>
+              <w:t xml:space="preserve">+7 (499) 831-46-66</w:t>
             </w:r>
           </w:p>
           <w:p>
@@ -660,7 +696,7 @@
               <w:t xml:space="preserve">E-mail: </w:t>
             </w:r>
             <w:r>
-              <w:t xml:space="preserve">ivanov@mail.ru</w:t>
+              <w:t xml:space="preserve">ivanov@sibtrans.ru</w:t>
             </w:r>
           </w:p>
           <w:p/>
@@ -695,7 +731,7 @@
               <w:t xml:space="preserve">Дата рождения: </w:t>
             </w:r>
             <w:r>
-              <w:t xml:space="preserve">12.06.1959</w:t>
+              <w:t xml:space="preserve">27.06.1959</w:t>
             </w:r>
           </w:p>
           <w:p>
@@ -703,7 +739,7 @@
               <w:t xml:space="preserve">Адрес регистрации: </w:t>
             </w:r>
             <w:r>
-              <w:t xml:space="preserve">Самара Полевая 37/4 кв 63</w:t>
+              <w:t xml:space="preserve">Одинцово Заречная 9/1 кв 33</w:t>
             </w:r>
           </w:p>
           <w:p>
@@ -714,27 +750,27 @@
               <w:t xml:space="preserve">18 25 477210</w:t>
             </w:r>
             <w:r>
-              <w:t xml:space="preserve">, выдан ГУ МВД России по г. Москве 16.02.2011</w:t>
+              <w:t xml:space="preserve">, выдан ТП № 2 ОУФМС России по Московской обл. 03.05.2002</w:t>
             </w:r>
             <w:r>
               <w:t xml:space="preserve">, код подразделения </w:t>
             </w:r>
             <w:r>
-              <w:t xml:space="preserve">343-567</w:t>
-            </w:r>
-          </w:p>
-          <w:p>
-            <w:r>
-              <w:t xml:space="preserve">СНИЛС </w:t>
-            </w:r>
-            <w:r>
-              <w:t xml:space="preserve">193-897-656 55</w:t>
+              <w:t xml:space="preserve">567-240</w:t>
+            </w:r>
+          </w:p>
+          <w:p>
+            <w:r>
+              <w:t xml:space="preserve">СНИЛС № </w:t>
+            </w:r>
+            <w:r>
+              <w:t xml:space="preserve">938 976 565 03</w:t>
             </w:r>
             <w:r>
               <w:t xml:space="preserve"> ИНН </w:t>
             </w:r>
             <w:r>
-              <w:t xml:space="preserve">324354342539</w:t>
+              <w:t xml:space="preserve">243543425161</w:t>
             </w:r>
           </w:p>
           <w:p>
@@ -742,7 +778,7 @@
               <w:t xml:space="preserve">Тел.: </w:t>
             </w:r>
             <w:r>
-              <w:t xml:space="preserve">+7 (812) 974-57-18</w:t>
+              <w:t xml:space="preserve">+7 (383) 887-21-76</w:t>
             </w:r>
           </w:p>
           <w:p>
@@ -750,7 +786,7 @@
               <w:t xml:space="preserve">E-mail: </w:t>
             </w:r>
             <w:r>
-              <w:t xml:space="preserve">orlov@romashka.ru</w:t>
+              <w:t xml:space="preserve">orlov@gmail.com</w:t>
             </w:r>
           </w:p>
           <w:p/>
@@ -832,19 +868,19 @@
         <w:t xml:space="preserve">Реквизиты для возврата: </w:t>
       </w:r>
       <w:r>
-        <w:t xml:space="preserve">143000, г. Одинцово, ш. Победы, д. 12, кв. 133</w:t>
+        <w:t xml:space="preserve">141400, г. Химки, наб. Кутузовский, д. 23, кв. 113</w:t>
       </w:r>
       <w:r>
         <w:t xml:space="preserve">, ИНН </w:t>
       </w:r>
       <w:r>
-        <w:t xml:space="preserve">3492774146</w:t>
+        <w:t xml:space="preserve">7414455284</w:t>
       </w:r>
       <w:r>
         <w:t xml:space="preserve">, контакт: </w:t>
       </w:r>
       <w:r>
-        <w:t xml:space="preserve">Волкова Ирина Егоровна</w:t>
+        <w:t xml:space="preserve">Петрова Мария Дмитриевна</w:t>
       </w:r>
     </w:p>
   </w:footnote>

--- a/tests/corpus_v2/docs/labor_0006.docx
+++ b/tests/corpus_v2/docs/labor_0006.docx
@@ -356,244 +356,120 @@
         <w:t xml:space="preserve">.</w:t>
       </w:r>
     </w:p>
-    <w:p/>
-    <w:p>
-      <w:r>
-        <w:rPr>
-          <w:b/>
-        </w:rPr>
-        <w:t xml:space="preserve">3. МЕСТО И СРОКИ ИСПОЛНЕНИЯ</w:t>
-      </w:r>
-    </w:p>
-    <w:p>
-      <w:r>
-        <w:t xml:space="preserve">3.1. Место исполнения обязательств: </w:t>
-      </w:r>
-      <w:r>
-        <w:t xml:space="preserve">Химки, Советская 74</w:t>
-      </w:r>
-      <w:r>
-        <w:t xml:space="preserve">.</w:t>
-      </w:r>
-    </w:p>
-    <w:p>
-      <w:r>
-        <w:t xml:space="preserve">3.2. Уведомления направляются </w:t>
-      </w:r>
-      <w:r>
-        <w:t xml:space="preserve">Орлову Алексею Юрьевичу</w:t>
-      </w:r>
-      <w:r>
-        <w:t xml:space="preserve"> по телефону </w:t>
-      </w:r>
-      <w:r>
-        <w:t xml:space="preserve">+7 (499) 284-76-74</w:t>
-      </w:r>
-      <w:r>
-        <w:t xml:space="preserve">.</w:t>
-      </w:r>
-    </w:p>
-    <w:p>
-      <w:r>
-        <w:t xml:space="preserve">3.3. Срок исполнения обязательств — </w:t>
-      </w:r>
-      <w:r>
-        <w:t xml:space="preserve">не позднее 03.03.2026</w:t>
-      </w:r>
-      <w:r>
-        <w:t xml:space="preserve">.</w:t>
-      </w:r>
-    </w:p>
-    <w:p/>
-    <w:p>
-      <w:r>
-        <w:rPr>
-          <w:b/>
-        </w:rPr>
-        <w:t xml:space="preserve">4. ПРОЧИЕ УСЛОВИЯ</w:t>
-      </w:r>
-    </w:p>
-    <w:p>
-      <w:r>
-        <w:t xml:space="preserve">4.1. </w:t>
-      </w:r>
-      <w:r>
-        <w:t xml:space="preserve">Стороны несут ответственность за неисполнение или ненадлежащее исполнение обязательств в соответствии с законодательством Российской Федерации.</w:t>
-      </w:r>
-    </w:p>
-    <w:p>
-      <w:r>
-        <w:t xml:space="preserve">4.2. </w:t>
-      </w:r>
-      <w:r>
-        <w:t xml:space="preserve">Размер неустойки за нарушение сроков оплаты: </w:t>
-      </w:r>
-      <w:r>
-        <w:t xml:space="preserve">5 (пять) процентов годовых</w:t>
-      </w:r>
-      <w:r>
-        <w:t xml:space="preserve">, но не более </w:t>
-      </w:r>
-      <w:r>
-        <w:t xml:space="preserve">7 (семь) процентов от цены Договора</w:t>
-      </w:r>
-      <w:r>
-        <w:t xml:space="preserve">. Предельный размер ответственности: </w:t>
-      </w:r>
-      <w:r>
-        <w:t xml:space="preserve">1/150 ключевой ставки ЦБ РФ от цены Договора</w:t>
-      </w:r>
-      <w:r>
-        <w:t xml:space="preserve">.</w:t>
-      </w:r>
-    </w:p>
-    <w:p>
-      <w:r>
-        <w:t xml:space="preserve">4.3. </w:t>
-      </w:r>
-      <w:r>
-        <w:t xml:space="preserve">Стороны освобождаются от ответственности при наступлении обстоятельств непреодолимой силы, если они прямо повлияли на исполнение обязательств.</w:t>
-      </w:r>
-    </w:p>
-    <w:p>
-      <w:r>
-        <w:t xml:space="preserve">4.4. </w:t>
-      </w:r>
-      <w:r>
-        <w:t xml:space="preserve">Сторона, для которой создалась невозможность исполнения, обязана уведомить другую Сторону. Срок уведомления — </w:t>
-      </w:r>
-      <w:r>
-        <w:t xml:space="preserve">в течение двадцати четырех месяцев с момента поступления денежных средств на расчетный счет</w:t>
-      </w:r>
-      <w:r>
-        <w:t xml:space="preserve">.</w:t>
-      </w:r>
-    </w:p>
-    <w:p>
-      <w:r>
-        <w:t xml:space="preserve">4.5. </w:t>
-      </w:r>
-      <w:r>
-        <w:t xml:space="preserve">Все споры и разногласия решаются путём переговоров. Претензионный порядок обязателен, срок ответа на претензию — </w:t>
-      </w:r>
-      <w:r>
-        <w:t xml:space="preserve">в течение 30 рабочих дней со дня предъявления требования</w:t>
-      </w:r>
-      <w:r>
-        <w:t xml:space="preserve">.</w:t>
-      </w:r>
-    </w:p>
-    <w:p/>
-    <w:p/>
-    <w:p>
-      <w:r>
-        <w:rPr>
-          <w:b/>
-        </w:rPr>
-        <w:t xml:space="preserve">10. ДОПОЛНИТЕЛЬНЫЕ СВЕДЕНИЯ О СТОРОНАХ</w:t>
-      </w:r>
-    </w:p>
-    <w:p>
-      <w:r>
-        <w:t xml:space="preserve">ОТВЕТСТВЕННЫЙ: </w:t>
-      </w:r>
-      <w:r>
-        <w:t xml:space="preserve">ИВАНОВ ЕГОР ОЛЕГОВИЧ</w:t>
-      </w:r>
-    </w:p>
-    <w:p>
-      <w:r>
-        <w:t xml:space="preserve">Место исполнения: </w:t>
-      </w:r>
-      <w:r>
-        <w:t xml:space="preserve">620014, г. Екатеринбург, просп. Октябрьская, д. 51, кв. 22</w:t>
-      </w:r>
-      <w:r>
-        <w:t xml:space="preserve">7779129160</w:t>
-      </w:r>
-    </w:p>
-    <w:p/>
-    <w:p/>
-    <w:p>
-      <w:r>
-        <w:rPr>
-          <w:b/>
-        </w:rPr>
-        <w:t xml:space="preserve">9. КОНТРОЛЬНЫЕ ВЕЛИЧИНЫ</w:t>
-      </w:r>
-    </w:p>
-    <w:p>
-      <w:r>
-        <w:t xml:space="preserve">9.1. Контрольная запись: </w:t>
-      </w:r>
-      <w:r>
-        <w:rPr>
-          <w:b/>
-        </w:rPr>
-        <w:t xml:space="preserve">61Ф-77</w:t>
-      </w:r>
-      <w:r>
-        <w:t xml:space="preserve">788/14-328Д</w:t>
-      </w:r>
-      <w:r>
-        <w:t xml:space="preserve">.</w:t>
-      </w:r>
-    </w:p>
-    <w:p>
-      <w:r>
-        <w:t xml:space="preserve">9.2. Контрольная запись: </w:t>
-      </w:r>
-      <w:r>
-        <w:rPr>
-          <w:b/>
-        </w:rPr>
-        <w:t xml:space="preserve">не менее 145</w:t>
-      </w:r>
-      <w:r>
-        <w:t xml:space="preserve">0000 (Одного миллиона четырёхсот пятидесяти тысяч) ₽</w:t>
-      </w:r>
-      <w:r>
-        <w:t xml:space="preserve">.</w:t>
-      </w:r>
-    </w:p>
-    <w:p>
-      <w:r>
-        <w:t xml:space="preserve">9.3. Контрольная запись: </w:t>
-      </w:r>
-      <w:r>
-        <w:rPr>
-          <w:b/>
-        </w:rPr>
-        <w:t xml:space="preserve">2</w:t>
-      </w:r>
-      <w:r>
-        <w:t xml:space="preserve">1% от стоимости неоплаченных работ</w:t>
-      </w:r>
-      <w:r>
-        <w:t xml:space="preserve">.</w:t>
-      </w:r>
-    </w:p>
-    <w:p>
-      <w:r>
-        <w:t xml:space="preserve">9.4. Контрольная запись: </w:t>
-      </w:r>
-      <w:r>
-        <w:t xml:space="preserve">в течение 1 0  (Десяти) банковских дней с момента подписания акта</w:t>
-      </w:r>
-      <w:r>
-        <w:t xml:space="preserve">.</w:t>
-      </w:r>
-    </w:p>
-    <w:p/>
-    <w:p>
-      <w:r>
-        <w:rPr>
-          <w:b/>
-        </w:rPr>
-        <w:t xml:space="preserve">РЕКВИЗИТЫ И ПОДПИСИ СТОРОН</w:t>
-      </w:r>
-    </w:p>
-    <w:p/>
+    <w:p>
+      <w:r>
+        <w:t xml:space="preserve">2.5. </w:t>
+      </w:r>
+      <w:r>
+        <w:t xml:space="preserve">Товар маркирован штрихкодом </w:t>
+      </w:r>
+      <w:r>
+        <w:t xml:space="preserve">4603247375404</w:t>
+      </w:r>
+      <w:r>
+        <w:t xml:space="preserve">. Код контрагента по ОКПО — </w:t>
+      </w:r>
+      <w:r>
+        <w:t xml:space="preserve">1326132094</w:t>
+      </w:r>
+      <w:r>
+        <w:t xml:space="preserve">. Оборудование учтено под инвентарным номером </w:t>
+      </w:r>
+      <w:r>
+        <w:t xml:space="preserve">049572896</w:t>
+      </w:r>
+      <w:r>
+        <w:t xml:space="preserve">, складской позиции присвоен номер </w:t>
+      </w:r>
+      <w:r>
+        <w:t xml:space="preserve">205565667</w:t>
+      </w:r>
+      <w:r>
+        <w:t xml:space="preserve">.</w:t>
+      </w:r>
+    </w:p>
+    <w:p>
+      <w:r>
+        <w:t xml:space="preserve">2.6. </w:t>
+      </w:r>
+      <w:r>
+        <w:t xml:space="preserve">Оплата по счёту-фактуре на КБК </w:t>
+      </w:r>
+      <w:r>
+        <w:t xml:space="preserve">18210101011011000133</w:t>
+      </w:r>
+      <w:r>
+        <w:t xml:space="preserve">. ИНН не присвоен, регистрационный № </w:t>
+      </w:r>
+      <w:r>
+        <w:t xml:space="preserve">2159840635</w:t>
+      </w:r>
+      <w:r>
+        <w:t xml:space="preserve">. ИНН не присвоен, платёжный документ № </w:t>
+      </w:r>
+      <w:r>
+        <w:t xml:space="preserve">838141754894</w:t>
+      </w:r>
+      <w:r>
+        <w:t xml:space="preserve">. Заказчик действует в лице </w:t>
+      </w:r>
+      <w:r>
+        <w:t xml:space="preserve">уполномоченного представителя</w:t>
+      </w:r>
+      <w:r>
+        <w:t xml:space="preserve">, назначаемого приказом.</w:t>
+      </w:r>
+    </w:p>
+    <w:p>
+      <w:r>
+        <w:t xml:space="preserve">2.7. </w:t>
+      </w:r>
+      <w:r>
+        <w:t xml:space="preserve">Массовая доля влаги в товаре — </w:t>
+      </w:r>
+      <w:r>
+        <w:t xml:space="preserve">не более 13 %</w:t>
+      </w:r>
+      <w:r>
+        <w:t xml:space="preserve">. Товар подлежит хранению </w:t>
+      </w:r>
+      <w:r>
+        <w:t xml:space="preserve">в течение 48 часов</w:t>
+      </w:r>
+      <w:r>
+        <w:t xml:space="preserve"> при температуре не выше +4 °C. Срок исковой давности по требованиям, вытекающим из Договора, составляет </w:t>
+      </w:r>
+      <w:r>
+        <w:t xml:space="preserve">в течение трёх лет</w:t>
+      </w:r>
+      <w:r>
+        <w:t xml:space="preserve">, как установлено статьёй 196 Гражданского кодекса Российской Федерации. Обработка данных ведётся согласно Федеральному закону от 27.07.2006 № 152-ФЗ </w:t>
+      </w:r>
+      <w:r>
+        <w:t xml:space="preserve">«О персональных данных»</w:t>
+      </w:r>
+      <w:r>
+        <w:t xml:space="preserve">. Товар поставляется под маркой </w:t>
+      </w:r>
+      <w:r>
+        <w:t xml:space="preserve">«Стандарт»</w:t>
+      </w:r>
+      <w:r>
+        <w:t xml:space="preserve">. Влажность определяется </w:t>
+      </w:r>
+      <w:r>
+        <w:t xml:space="preserve">по методу Кьельдаля</w:t>
+      </w:r>
+      <w:r>
+        <w:t xml:space="preserve">. Споры передаются на рассмотрение в Арбитражный суд </w:t>
+      </w:r>
+      <w:r>
+        <w:t xml:space="preserve">города Москвы</w:t>
+      </w:r>
+      <w:r>
+        <w:t xml:space="preserve">.</w:t>
+      </w:r>
+    </w:p>
     <w:tbl>
       <w:tblPr>
         <w:tblW w:w="9360" w:type="dxa"/>
@@ -617,95 +493,7 @@
           </w:tcPr>
           <w:p>
             <w:r>
-              <w:rPr>
-                <w:b/>
-              </w:rPr>
-              <w:t xml:space="preserve">Работодатель:</w:t>
-            </w:r>
-          </w:p>
-          <w:p>
-            <w:r>
-              <w:t xml:space="preserve">ООО "Ромашка"</w:t>
-            </w:r>
-          </w:p>
-          <w:p>
-            <w:r>
-              <w:t xml:space="preserve">Юридический адрес: </w:t>
-            </w:r>
-            <w:r>
-              <w:t xml:space="preserve">Одинцово Садовая 9/3 кв 78</w:t>
-            </w:r>
-          </w:p>
-          <w:p>
-            <w:r>
-              <w:t xml:space="preserve">ИНН </w:t>
-            </w:r>
-            <w:r>
-              <w:t xml:space="preserve">4377232669</w:t>
-            </w:r>
-            <w:r>
-              <w:t xml:space="preserve"> КПП </w:t>
-            </w:r>
-            <w:r>
-              <w:t xml:space="preserve">338749449</w:t>
-            </w:r>
-          </w:p>
-          <w:p>
-            <w:r>
-              <w:t xml:space="preserve">ОГРН </w:t>
-            </w:r>
-            <w:r>
-              <w:t xml:space="preserve">1433069658911</w:t>
-            </w:r>
-          </w:p>
-          <w:p>
-            <w:r>
-              <w:t xml:space="preserve">р/с </w:t>
-            </w:r>
-            <w:r>
-              <w:t xml:space="preserve">40702810228200603876</w:t>
-            </w:r>
-            <w:r>
-              <w:t xml:space="preserve"> в ПАО «Совкомбанк»</w:t>
-            </w:r>
-          </w:p>
-          <w:p>
-            <w:r>
-              <w:t xml:space="preserve">к/с </w:t>
-            </w:r>
-            <w:r>
-              <w:t xml:space="preserve">30101810150040000763</w:t>
-            </w:r>
-            <w:r>
-              <w:t xml:space="preserve"> БИК </w:t>
-            </w:r>
-            <w:r>
-              <w:t xml:space="preserve">045004763</w:t>
-            </w:r>
-          </w:p>
-          <w:p>
-            <w:r>
-              <w:t xml:space="preserve">Тел.: </w:t>
-            </w:r>
-            <w:r>
-              <w:t xml:space="preserve">+7 (499) 831-46-66</w:t>
-            </w:r>
-          </w:p>
-          <w:p>
-            <w:r>
-              <w:t xml:space="preserve">E-mail: </w:t>
-            </w:r>
-            <w:r>
-              <w:t xml:space="preserve">ivanov@sibtrans.ru</w:t>
-            </w:r>
-          </w:p>
-          <w:p/>
-          <w:p>
-            <w:r>
-              <w:t xml:space="preserve">Генеральный директор ______________ </w:t>
-            </w:r>
-            <w:r>
-              <w:t xml:space="preserve">Е. О. Иванов</w:t>
+              <w:t xml:space="preserve">8</w:t>
             </w:r>
           </w:p>
         </w:tc>
@@ -715,6 +503,371 @@
           </w:tcPr>
           <w:p>
             <w:r>
+              <w:t xml:space="preserve">0085364601</w:t>
+            </w:r>
+          </w:p>
+        </w:tc>
+      </w:tr>
+    </w:tbl>
+    <w:p/>
+    <w:p>
+      <w:r>
+        <w:rPr>
+          <w:b/>
+        </w:rPr>
+        <w:t xml:space="preserve">3. МЕСТО И СРОКИ ИСПОЛНЕНИЯ</w:t>
+      </w:r>
+    </w:p>
+    <w:p>
+      <w:r>
+        <w:t xml:space="preserve">3.1. Место исполнения обязательств: </w:t>
+      </w:r>
+      <w:r>
+        <w:t xml:space="preserve">Ростов-на-Дону Строителей 37/2 кв 51</w:t>
+      </w:r>
+      <w:r>
+        <w:t xml:space="preserve">.</w:t>
+      </w:r>
+    </w:p>
+    <w:p>
+      <w:r>
+        <w:t xml:space="preserve">3.2. Уведомления направляются </w:t>
+      </w:r>
+      <w:r>
+        <w:t xml:space="preserve">Орлову Алексею Юрьевичу</w:t>
+      </w:r>
+      <w:r>
+        <w:t xml:space="preserve"> по телефону </w:t>
+      </w:r>
+      <w:r>
+        <w:t xml:space="preserve">+7 (495) 567-71-68</w:t>
+      </w:r>
+      <w:r>
+        <w:t xml:space="preserve">.</w:t>
+      </w:r>
+    </w:p>
+    <w:p>
+      <w:r>
+        <w:t xml:space="preserve">3.3. Срок исполнения обязательств — </w:t>
+      </w:r>
+      <w:r>
+        <w:t xml:space="preserve">не позднее 20.11.2025</w:t>
+      </w:r>
+      <w:r>
+        <w:t xml:space="preserve">.</w:t>
+      </w:r>
+    </w:p>
+    <w:p/>
+    <w:p>
+      <w:r>
+        <w:rPr>
+          <w:b/>
+        </w:rPr>
+        <w:t xml:space="preserve">4. ПРОЧИЕ УСЛОВИЯ</w:t>
+      </w:r>
+    </w:p>
+    <w:p>
+      <w:r>
+        <w:t xml:space="preserve">4.1. </w:t>
+      </w:r>
+      <w:r>
+        <w:t xml:space="preserve">Стороны несут ответственность за неисполнение или ненадлежащее исполнение обязательств в соответствии с законодательством Российской Федерации.</w:t>
+      </w:r>
+    </w:p>
+    <w:p>
+      <w:r>
+        <w:t xml:space="preserve">4.2. </w:t>
+      </w:r>
+      <w:r>
+        <w:t xml:space="preserve">Размер неустойки за нарушение сроков оплаты: </w:t>
+      </w:r>
+      <w:r>
+        <w:t xml:space="preserve">7 (семь) процентов годовых</w:t>
+      </w:r>
+      <w:r>
+        <w:t xml:space="preserve">, но не более </w:t>
+      </w:r>
+      <w:r>
+        <w:t xml:space="preserve">20 (двадцать) процентов от цены Договора</w:t>
+      </w:r>
+      <w:r>
+        <w:t xml:space="preserve">. Предельный размер ответственности: </w:t>
+      </w:r>
+      <w:r>
+        <w:t xml:space="preserve">1/150 ключевой ставки ЦБ РФ от цены Договора</w:t>
+      </w:r>
+      <w:r>
+        <w:t xml:space="preserve">.</w:t>
+      </w:r>
+    </w:p>
+    <w:p>
+      <w:r>
+        <w:t xml:space="preserve">4.3. </w:t>
+      </w:r>
+      <w:r>
+        <w:t xml:space="preserve">Стороны освобождаются от ответственности при наступлении обстоятельств непреодолимой силы, если они прямо повлияли на исполнение обязательств.</w:t>
+      </w:r>
+    </w:p>
+    <w:p>
+      <w:r>
+        <w:t xml:space="preserve">4.4. </w:t>
+      </w:r>
+      <w:r>
+        <w:t xml:space="preserve">Сторона, для которой создалась невозможность исполнения, обязана уведомить другую Сторону. Срок уведомления — </w:t>
+      </w:r>
+      <w:r>
+        <w:t xml:space="preserve">в течение двадцати четырех месяцев с момента поступления денежных средств на расчетный счет</w:t>
+      </w:r>
+      <w:r>
+        <w:t xml:space="preserve">.</w:t>
+      </w:r>
+    </w:p>
+    <w:p>
+      <w:r>
+        <w:t xml:space="preserve">4.5. </w:t>
+      </w:r>
+      <w:r>
+        <w:t xml:space="preserve">Все споры и разногласия решаются путём переговоров. Претензионный порядок обязателен, срок ответа на претензию — </w:t>
+      </w:r>
+      <w:r>
+        <w:t xml:space="preserve">в течение 45 рабочих дней со дня предъявления требования</w:t>
+      </w:r>
+      <w:r>
+        <w:t xml:space="preserve">.</w:t>
+      </w:r>
+    </w:p>
+    <w:p/>
+    <w:p/>
+    <w:p>
+      <w:r>
+        <w:rPr>
+          <w:b/>
+        </w:rPr>
+        <w:t xml:space="preserve">10. ДОПОЛНИТЕЛЬНЫЕ СВЕДЕНИЯ О СТОРОНАХ</w:t>
+      </w:r>
+    </w:p>
+    <w:p>
+      <w:r>
+        <w:t xml:space="preserve">ОТВЕТСТВЕННЫЙ: </w:t>
+      </w:r>
+      <w:r>
+        <w:t xml:space="preserve">ИВАНОВ ЕГОР ОЛЕГОВИЧ</w:t>
+      </w:r>
+    </w:p>
+    <w:p>
+      <w:r>
+        <w:t xml:space="preserve">Место исполнения: </w:t>
+      </w:r>
+      <w:r>
+        <w:t xml:space="preserve">443010, г. Самара, пер. Ленинградская, д. 17, кв. 200</w:t>
+      </w:r>
+      <w:r>
+        <w:t xml:space="preserve">5375015981</w:t>
+      </w:r>
+    </w:p>
+    <w:p/>
+    <w:p/>
+    <w:p>
+      <w:r>
+        <w:rPr>
+          <w:b/>
+        </w:rPr>
+        <w:t xml:space="preserve">9. КОНТРОЛЬНЫЕ ВЕЛИЧИНЫ</w:t>
+      </w:r>
+    </w:p>
+    <w:p>
+      <w:r>
+        <w:t xml:space="preserve">9.1. Контрольная запись: </w:t>
+      </w:r>
+      <w:r>
+        <w:rPr>
+          <w:b/>
+        </w:rPr>
+        <w:t xml:space="preserve">21Ф-93</w:t>
+      </w:r>
+      <w:r>
+        <w:t xml:space="preserve">624/19-453Д</w:t>
+      </w:r>
+      <w:r>
+        <w:t xml:space="preserve">.</w:t>
+      </w:r>
+    </w:p>
+    <w:p>
+      <w:r>
+        <w:t xml:space="preserve">9.2. Контрольная запись: </w:t>
+      </w:r>
+      <w:r>
+        <w:rPr>
+          <w:b/>
+        </w:rPr>
+        <w:t xml:space="preserve">не менее 775</w:t>
+      </w:r>
+      <w:r>
+        <w:t xml:space="preserve">0000 (Семи миллионов семисот пятидесяти тысяч) ₽</w:t>
+      </w:r>
+      <w:r>
+        <w:t xml:space="preserve">.</w:t>
+      </w:r>
+    </w:p>
+    <w:p>
+      <w:r>
+        <w:t xml:space="preserve">9.3. Контрольная запись: </w:t>
+      </w:r>
+      <w:r>
+        <w:rPr>
+          <w:b/>
+        </w:rPr>
+        <w:t xml:space="preserve">1</w:t>
+      </w:r>
+      <w:r>
+        <w:t xml:space="preserve">2% от стоимости неоплаченных работ</w:t>
+      </w:r>
+      <w:r>
+        <w:t xml:space="preserve">.</w:t>
+      </w:r>
+    </w:p>
+    <w:p>
+      <w:r>
+        <w:t xml:space="preserve">9.4. Контрольная запись: </w:t>
+      </w:r>
+      <w:r>
+        <w:t xml:space="preserve">в течение 2 0  (Двадцати) банковских дней с момента подписания акта</w:t>
+      </w:r>
+      <w:r>
+        <w:t xml:space="preserve">.</w:t>
+      </w:r>
+    </w:p>
+    <w:p/>
+    <w:p>
+      <w:r>
+        <w:rPr>
+          <w:b/>
+        </w:rPr>
+        <w:t xml:space="preserve">РЕКВИЗИТЫ И ПОДПИСИ СТОРОН</w:t>
+      </w:r>
+    </w:p>
+    <w:p/>
+    <w:tbl>
+      <w:tblPr>
+        <w:tblW w:w="9360" w:type="dxa"/>
+        <w:tblBorders>
+          <w:top w:val="single" w:sz="4" w:color="auto"/>
+          <w:left w:val="single" w:sz="4" w:color="auto"/>
+          <w:bottom w:val="single" w:sz="4" w:color="auto"/>
+          <w:right w:val="single" w:sz="4" w:color="auto"/>
+          <w:insideH w:val="single" w:sz="4" w:color="auto"/>
+          <w:insideV w:val="single" w:sz="4" w:color="auto"/>
+        </w:tblBorders>
+      </w:tblPr>
+      <w:tblGrid>
+        <w:gridCol w:w="4680"/>
+        <w:gridCol w:w="4680"/>
+      </w:tblGrid>
+      <w:tr>
+        <w:tc>
+          <w:tcPr>
+            <w:tcW w:w="4680" w:type="dxa"/>
+          </w:tcPr>
+          <w:p>
+            <w:r>
+              <w:rPr>
+                <w:b/>
+              </w:rPr>
+              <w:t xml:space="preserve">Работодатель:</w:t>
+            </w:r>
+          </w:p>
+          <w:p>
+            <w:r>
+              <w:t xml:space="preserve">ООО "Ромашка"</w:t>
+            </w:r>
+          </w:p>
+          <w:p>
+            <w:r>
+              <w:t xml:space="preserve">Юридический адрес: </w:t>
+            </w:r>
+            <w:r>
+              <w:t xml:space="preserve">Пермь, Ленина 33</w:t>
+            </w:r>
+          </w:p>
+          <w:p>
+            <w:r>
+              <w:t xml:space="preserve">ИНН </w:t>
+            </w:r>
+            <w:r>
+              <w:t xml:space="preserve">4377232669</w:t>
+            </w:r>
+            <w:r>
+              <w:t xml:space="preserve"> КПП </w:t>
+            </w:r>
+            <w:r>
+              <w:t xml:space="preserve">338749449</w:t>
+            </w:r>
+          </w:p>
+          <w:p>
+            <w:r>
+              <w:t xml:space="preserve">ОГРН </w:t>
+            </w:r>
+            <w:r>
+              <w:t xml:space="preserve">1433069658911</w:t>
+            </w:r>
+          </w:p>
+          <w:p>
+            <w:r>
+              <w:t xml:space="preserve">р/с </w:t>
+            </w:r>
+            <w:r>
+              <w:t xml:space="preserve">40702810228200603876</w:t>
+            </w:r>
+            <w:r>
+              <w:t xml:space="preserve"> в ПАО «Совкомбанк»</w:t>
+            </w:r>
+          </w:p>
+          <w:p>
+            <w:r>
+              <w:t xml:space="preserve">к/с </w:t>
+            </w:r>
+            <w:r>
+              <w:t xml:space="preserve">30101810150040000763</w:t>
+            </w:r>
+            <w:r>
+              <w:t xml:space="preserve"> БИК </w:t>
+            </w:r>
+            <w:r>
+              <w:t xml:space="preserve">045004763</w:t>
+            </w:r>
+          </w:p>
+          <w:p>
+            <w:r>
+              <w:t xml:space="preserve">Тел.: </w:t>
+            </w:r>
+            <w:r>
+              <w:t xml:space="preserve">+7 (495) 630-38-46</w:t>
+            </w:r>
+          </w:p>
+          <w:p>
+            <w:r>
+              <w:t xml:space="preserve">E-mail: </w:t>
+            </w:r>
+            <w:r>
+              <w:t xml:space="preserve">ivanov@yandex.ru</w:t>
+            </w:r>
+          </w:p>
+          <w:p/>
+          <w:p>
+            <w:r>
+              <w:t xml:space="preserve">Генеральный директор ______________ </w:t>
+            </w:r>
+            <w:r>
+              <w:t xml:space="preserve">Е. О. Иванов</w:t>
+            </w:r>
+          </w:p>
+        </w:tc>
+        <w:tc>
+          <w:tcPr>
+            <w:tcW w:w="4680" w:type="dxa"/>
+          </w:tcPr>
+          <w:p>
+            <w:r>
               <w:rPr>
                 <w:b/>
               </w:rPr>
@@ -739,7 +892,7 @@
               <w:t xml:space="preserve">Адрес регистрации: </w:t>
             </w:r>
             <w:r>
-              <w:t xml:space="preserve">Одинцово Заречная 9/1 кв 33</w:t>
+              <w:t xml:space="preserve">Ростов-на-Дону Октябрьская 40/3 кв 43</w:t>
             </w:r>
           </w:p>
           <w:p>
@@ -778,7 +931,7 @@
               <w:t xml:space="preserve">Тел.: </w:t>
             </w:r>
             <w:r>
-              <w:t xml:space="preserve">+7 (383) 887-21-76</w:t>
+              <w:t xml:space="preserve">+7 (812) 882-28-75</w:t>
             </w:r>
           </w:p>
           <w:p>
@@ -786,7 +939,7 @@
               <w:t xml:space="preserve">E-mail: </w:t>
             </w:r>
             <w:r>
-              <w:t xml:space="preserve">orlov@gmail.com</w:t>
+              <w:t xml:space="preserve">orlov@list.ru</w:t>
             </w:r>
           </w:p>
           <w:p/>
@@ -868,19 +1021,19 @@
         <w:t xml:space="preserve">Реквизиты для возврата: </w:t>
       </w:r>
       <w:r>
-        <w:t xml:space="preserve">141400, г. Химки, наб. Кутузовский, д. 23, кв. 113</w:t>
+        <w:t xml:space="preserve">101000, г. Москва, пер. Мира, д. 51, кв. 130</w:t>
       </w:r>
       <w:r>
         <w:t xml:space="preserve">, ИНН </w:t>
       </w:r>
       <w:r>
-        <w:t xml:space="preserve">7414455284</w:t>
+        <w:t xml:space="preserve">6690714169</w:t>
       </w:r>
       <w:r>
         <w:t xml:space="preserve">, контакт: </w:t>
       </w:r>
       <w:r>
-        <w:t xml:space="preserve">Петрова Мария Дмитриевна</w:t>
+        <w:t xml:space="preserve">Иванов Артём Юрьевич</w:t>
       </w:r>
     </w:p>
   </w:footnote>

--- a/tests/corpus_v2/docs/labor_0006.docx
+++ b/tests/corpus_v2/docs/labor_0006.docx
@@ -24,7 +24,7 @@
         <w:rPr>
           <w:b/>
         </w:rPr>
-        <w:t xml:space="preserve">2/18</w:t>
+        <w:t xml:space="preserve">6/24</w:t>
       </w:r>
     </w:p>
     <w:p/>
@@ -36,19 +36,19 @@
         <w:t xml:space="preserve">     </w:t>
       </w:r>
       <w:r>
-        <w:t xml:space="preserve">17 августа 2023 г.</w:t>
-      </w:r>
-    </w:p>
-    <w:p/>
-    <w:p>
-      <w:r>
-        <w:t xml:space="preserve">ООО "Ромашка"</w:t>
-      </w:r>
-      <w:r>
-        <w:t xml:space="preserve">, именуемое в дальнейшем «Работодатель», в лице исполнительного директора </w:t>
-      </w:r>
-      <w:r>
-        <w:t xml:space="preserve">Иванова Егора Олеговича</w:t>
+        <w:t xml:space="preserve">27 июня 2023 г.</w:t>
+      </w:r>
+    </w:p>
+    <w:p/>
+    <w:p>
+      <w:r>
+        <w:t xml:space="preserve">ООО «Ромашка»</w:t>
+      </w:r>
+      <w:r>
+        <w:t xml:space="preserve">, именуемое в дальнейшем «Работодатель», в лице директора </w:t>
+      </w:r>
+      <w:r>
+        <w:t xml:space="preserve">Макарова Егора Николаевича</w:t>
       </w:r>
       <w:r>
         <w:t xml:space="preserve">, действующего на основании </w:t>
@@ -60,7 +60,7 @@
         <w:t xml:space="preserve">, с одной стороны, и </w:t>
       </w:r>
       <w:r>
-        <w:t xml:space="preserve">Орлов Алексей Юрьевич</w:t>
+        <w:t xml:space="preserve">Иванова-Петрова Алла Юрьевна</w:t>
       </w:r>
       <w:r>
         <w:t xml:space="preserve">, </w:t>
@@ -69,7 +69,7 @@
         <w:t xml:space="preserve">паспорт </w:t>
       </w:r>
       <w:r>
-        <w:t xml:space="preserve">18 25 477210</w:t>
+        <w:t xml:space="preserve">57 21 023294</w:t>
       </w:r>
       <w:r>
         <w:t xml:space="preserve">, выдан </w:t>
@@ -81,22 +81,22 @@
         <w:t xml:space="preserve"> </w:t>
       </w:r>
       <w:r>
-        <w:t xml:space="preserve">03.05.2002</w:t>
+        <w:t xml:space="preserve">14.06.2015</w:t>
       </w:r>
       <w:r>
         <w:t xml:space="preserve">, код подразделения </w:t>
       </w:r>
       <w:r>
-        <w:t xml:space="preserve">567-240</w:t>
-      </w:r>
-      <w:r>
-        <w:t xml:space="preserve">, именуемый в дальнейшем «Работник»</w:t>
+        <w:t xml:space="preserve">928-711</w:t>
+      </w:r>
+      <w:r>
+        <w:t xml:space="preserve">, именуемая в дальнейшем «Работник»</w:t>
       </w:r>
       <w:r>
         <w:t xml:space="preserve">, с другой стороны, совместно именуемые «Стороны», заключили настоящий Договор № </w:t>
       </w:r>
       <w:r>
-        <w:t xml:space="preserve">36495/136-сс</w:t>
+        <w:t xml:space="preserve">20482/811-сс</w:t>
       </w:r>
       <w:r>
         <w:t xml:space="preserve"> (далее — Договор) о нижеследующем:</w:t>
@@ -154,7 +154,7 @@
         <w:t xml:space="preserve">Должностной оклад Работника: </w:t>
       </w:r>
       <w:r>
-        <w:t xml:space="preserve">не более 742 000,8 (Семисот сорока двух тысяч) руб.</w:t>
+        <w:t xml:space="preserve">не более 2 830 000,8 (Двух миллионов восьмисот тридцати тысяч) руб.</w:t>
       </w:r>
       <w:r>
         <w:t xml:space="preserve">, </w:t>
@@ -174,7 +174,7 @@
         <w:t xml:space="preserve">Ежегодный оплачиваемый отпуск: </w:t>
       </w:r>
       <w:r>
-        <w:t xml:space="preserve">в течение 7 рабочих дней со дня предъявления требования</w:t>
+        <w:t xml:space="preserve">в течение 45 рабочих дней со дня предъявления требования</w:t>
       </w:r>
       <w:r>
         <w:t xml:space="preserve">.</w:t>
@@ -236,7 +236,7 @@
         <w:t xml:space="preserve">, артикул </w:t>
       </w:r>
       <w:r>
-        <w:t xml:space="preserve">RM-3587-86</w:t>
+        <w:t xml:space="preserve">RM-3175-23</w:t>
       </w:r>
       <w:r>
         <w:t xml:space="preserve">, код </w:t>
@@ -296,49 +296,49 @@
         <w:t xml:space="preserve">. Товар отгружается с сопроводительным документом паспорт качества № </w:t>
       </w:r>
       <w:r>
+        <w:t xml:space="preserve">67 06 180001</w:t>
+      </w:r>
+      <w:r>
+        <w:t xml:space="preserve">. К партии приложен паспорт изделия № </w:t>
+      </w:r>
+      <w:r>
+        <w:t xml:space="preserve">22 06 623490</w:t>
+      </w:r>
+      <w:r>
+        <w:t xml:space="preserve">. Оборудование поставляется с паспортом транспортного средства № </w:t>
+      </w:r>
+      <w:r>
         <w:t xml:space="preserve">07 05 556264</w:t>
       </w:r>
       <w:r>
-        <w:t xml:space="preserve">. К партии приложен паспорт изделия № </w:t>
+        <w:t xml:space="preserve">. Приёмка производится согласно техническому паспорту </w:t>
       </w:r>
       <w:r>
         <w:t xml:space="preserve">06 06 925018</w:t>
       </w:r>
       <w:r>
-        <w:t xml:space="preserve">. Оборудование поставляется с паспортом транспортного средства № </w:t>
-      </w:r>
-      <w:r>
-        <w:t xml:space="preserve">71 05 972185</w:t>
-      </w:r>
-      <w:r>
-        <w:t xml:space="preserve">. Приёмка производится согласно техническому паспорту </w:t>
-      </w:r>
-      <w:r>
-        <w:t xml:space="preserve">84 14 704410</w:t>
-      </w:r>
-      <w:r>
         <w:t xml:space="preserve">. СНИЛС не указан, номер заказа </w:t>
       </w:r>
       <w:r>
-        <w:t xml:space="preserve">812-912-158 69</w:t>
+        <w:t xml:space="preserve">972-955-568 17</w:t>
       </w:r>
       <w:r>
         <w:t xml:space="preserve">. Дата рождения не проставлена, документ выдан </w:t>
       </w:r>
       <w:r>
-        <w:t xml:space="preserve">22.10.2023</w:t>
+        <w:t xml:space="preserve">21.07.2017</w:t>
       </w:r>
       <w:r>
         <w:t xml:space="preserve">. Код подразделения, см. артикул </w:t>
       </w:r>
       <w:r>
-        <w:t xml:space="preserve">101-954</w:t>
+        <w:t xml:space="preserve">553-676</w:t>
       </w:r>
       <w:r>
         <w:t xml:space="preserve">. Цена — </w:t>
       </w:r>
       <w:r>
-        <w:t xml:space="preserve">4 940 002 (Четыре миллиона девятьсот сорок тысяч два) рубля</w:t>
+        <w:t xml:space="preserve">60 500 002 (Шестьдесят миллионов пятьсот тысяч два) рубля</w:t>
       </w:r>
       <w:r>
         <w:t xml:space="preserve">, включая НДС </w:t>
@@ -350,7 +350,7 @@
         <w:t xml:space="preserve"> в размере </w:t>
       </w:r>
       <w:r>
-        <w:t xml:space="preserve">Два миллиона двести пятьдесят тысяч рублей 00 копеек</w:t>
+        <w:t xml:space="preserve">Один миллион сто тысяч рублей 00 копеек</w:t>
       </w:r>
       <w:r>
         <w:t xml:space="preserve">.</w:t>
@@ -364,25 +364,25 @@
         <w:t xml:space="preserve">Товар маркирован штрихкодом </w:t>
       </w:r>
       <w:r>
-        <w:t xml:space="preserve">4603247375404</w:t>
+        <w:t xml:space="preserve">4605198625697</w:t>
       </w:r>
       <w:r>
         <w:t xml:space="preserve">. Код контрагента по ОКПО — </w:t>
       </w:r>
       <w:r>
-        <w:t xml:space="preserve">1326132094</w:t>
+        <w:t xml:space="preserve">4403812007</w:t>
       </w:r>
       <w:r>
         <w:t xml:space="preserve">. Оборудование учтено под инвентарным номером </w:t>
       </w:r>
       <w:r>
-        <w:t xml:space="preserve">049572896</w:t>
+        <w:t xml:space="preserve">040826943</w:t>
       </w:r>
       <w:r>
         <w:t xml:space="preserve">, складской позиции присвоен номер </w:t>
       </w:r>
       <w:r>
-        <w:t xml:space="preserve">205565667</w:t>
+        <w:t xml:space="preserve">674377916</w:t>
       </w:r>
       <w:r>
         <w:t xml:space="preserve">.</w:t>
@@ -396,19 +396,19 @@
         <w:t xml:space="preserve">Оплата по счёту-фактуре на КБК </w:t>
       </w:r>
       <w:r>
-        <w:t xml:space="preserve">18210101011011000133</w:t>
+        <w:t xml:space="preserve">18210101011011000183</w:t>
       </w:r>
       <w:r>
         <w:t xml:space="preserve">. ИНН не присвоен, регистрационный № </w:t>
       </w:r>
       <w:r>
-        <w:t xml:space="preserve">2159840635</w:t>
+        <w:t xml:space="preserve">9362629160</w:t>
       </w:r>
       <w:r>
         <w:t xml:space="preserve">. ИНН не присвоен, платёжный документ № </w:t>
       </w:r>
       <w:r>
-        <w:t xml:space="preserve">838141754894</w:t>
+        <w:t xml:space="preserve">553486551315</w:t>
       </w:r>
       <w:r>
         <w:t xml:space="preserve">. Заказчик действует в лице </w:t>
@@ -428,13 +428,13 @@
         <w:t xml:space="preserve">Массовая доля влаги в товаре — </w:t>
       </w:r>
       <w:r>
-        <w:t xml:space="preserve">не более 13 %</w:t>
+        <w:t xml:space="preserve">не более 9 %</w:t>
       </w:r>
       <w:r>
         <w:t xml:space="preserve">. Товар подлежит хранению </w:t>
       </w:r>
       <w:r>
-        <w:t xml:space="preserve">в течение 48 часов</w:t>
+        <w:t xml:space="preserve">в течение 12 часов</w:t>
       </w:r>
       <w:r>
         <w:t xml:space="preserve"> при температуре не выше +4 °C. Срок исковой давности по требованиям, вытекающим из Договора, составляет </w:t>
@@ -503,7 +503,7 @@
           </w:tcPr>
           <w:p>
             <w:r>
-              <w:t xml:space="preserve">0085364601</w:t>
+              <w:t xml:space="preserve">7573062794</w:t>
             </w:r>
           </w:p>
         </w:tc>
@@ -523,7 +523,7 @@
         <w:t xml:space="preserve">3.1. Место исполнения обязательств: </w:t>
       </w:r>
       <w:r>
-        <w:t xml:space="preserve">Ростов-на-Дону Строителей 37/2 кв 51</w:t>
+        <w:t xml:space="preserve">Свердловская обл., тер. СНТ «Родник», уч. 210</w:t>
       </w:r>
       <w:r>
         <w:t xml:space="preserve">.</w:t>
@@ -534,13 +534,13 @@
         <w:t xml:space="preserve">3.2. Уведомления направляются </w:t>
       </w:r>
       <w:r>
-        <w:t xml:space="preserve">Орлову Алексею Юрьевичу</w:t>
+        <w:t xml:space="preserve">Ивановой-Петровой Алле Юрьевне</w:t>
       </w:r>
       <w:r>
         <w:t xml:space="preserve"> по телефону </w:t>
       </w:r>
       <w:r>
-        <w:t xml:space="preserve">+7 (495) 567-71-68</w:t>
+        <w:t xml:space="preserve">+7 (812) 271-60-20</w:t>
       </w:r>
       <w:r>
         <w:t xml:space="preserve">.</w:t>
@@ -551,7 +551,7 @@
         <w:t xml:space="preserve">3.3. Срок исполнения обязательств — </w:t>
       </w:r>
       <w:r>
-        <w:t xml:space="preserve">не позднее 20.11.2025</w:t>
+        <w:t xml:space="preserve">не позднее 15.08.2026</w:t>
       </w:r>
       <w:r>
         <w:t xml:space="preserve">.</w:t>
@@ -582,13 +582,13 @@
         <w:t xml:space="preserve">Размер неустойки за нарушение сроков оплаты: </w:t>
       </w:r>
       <w:r>
-        <w:t xml:space="preserve">7 (семь) процентов годовых</w:t>
+        <w:t xml:space="preserve">20 (двадцать) процентов годовых</w:t>
       </w:r>
       <w:r>
         <w:t xml:space="preserve">, но не более </w:t>
       </w:r>
       <w:r>
-        <w:t xml:space="preserve">20 (двадцать) процентов от цены Договора</w:t>
+        <w:t xml:space="preserve">5 (пять) процентов от цены Договора</w:t>
       </w:r>
       <w:r>
         <w:t xml:space="preserve">. Предельный размер ответственности: </w:t>
@@ -616,7 +616,7 @@
         <w:t xml:space="preserve">Сторона, для которой создалась невозможность исполнения, обязана уведомить другую Сторону. Срок уведомления — </w:t>
       </w:r>
       <w:r>
-        <w:t xml:space="preserve">в течение двадцати четырех месяцев с момента поступления денежных средств на расчетный счет</w:t>
+        <w:t xml:space="preserve">в течение тридцати шести месяцев с момента поступления денежных средств на расчетный счет</w:t>
       </w:r>
       <w:r>
         <w:t xml:space="preserve">.</w:t>
@@ -630,7 +630,7 @@
         <w:t xml:space="preserve">Все споры и разногласия решаются путём переговоров. Претензионный порядок обязателен, срок ответа на претензию — </w:t>
       </w:r>
       <w:r>
-        <w:t xml:space="preserve">в течение 45 рабочих дней со дня предъявления требования</w:t>
+        <w:t xml:space="preserve">в течение 5 рабочих дней со дня предъявления требования</w:t>
       </w:r>
       <w:r>
         <w:t xml:space="preserve">.</w:t>
@@ -651,7 +651,7 @@
         <w:t xml:space="preserve">ОТВЕТСТВЕННЫЙ: </w:t>
       </w:r>
       <w:r>
-        <w:t xml:space="preserve">ИВАНОВ ЕГОР ОЛЕГОВИЧ</w:t>
+        <w:t xml:space="preserve">МАКАРОВ ЕГОР НИКОЛАЕВИЧ</w:t>
       </w:r>
     </w:p>
     <w:p>
@@ -659,10 +659,10 @@
         <w:t xml:space="preserve">Место исполнения: </w:t>
       </w:r>
       <w:r>
-        <w:t xml:space="preserve">443010, г. Самара, пер. Ленинградская, д. 17, кв. 200</w:t>
-      </w:r>
-      <w:r>
-        <w:t xml:space="preserve">5375015981</w:t>
+        <w:t xml:space="preserve">394000, г. Воронеж, бул. Промышленная, д. 76, кв. 173</w:t>
+      </w:r>
+      <w:r>
+        <w:t xml:space="preserve">2525375010</w:t>
       </w:r>
     </w:p>
     <w:p/>
@@ -683,10 +683,10 @@
         <w:rPr>
           <w:b/>
         </w:rPr>
-        <w:t xml:space="preserve">21Ф-93</w:t>
-      </w:r>
-      <w:r>
-        <w:t xml:space="preserve">624/19-453Д</w:t>
+        <w:t xml:space="preserve">87Ф-86</w:t>
+      </w:r>
+      <w:r>
+        <w:t xml:space="preserve">627/20-622Д</w:t>
       </w:r>
       <w:r>
         <w:t xml:space="preserve">.</w:t>
@@ -700,10 +700,10 @@
         <w:rPr>
           <w:b/>
         </w:rPr>
-        <w:t xml:space="preserve">не менее 775</w:t>
-      </w:r>
-      <w:r>
-        <w:t xml:space="preserve">0000 (Семи миллионов семисот пятидесяти тысяч) ₽</w:t>
+        <w:t xml:space="preserve">не менее 544</w:t>
+      </w:r>
+      <w:r>
+        <w:t xml:space="preserve">000 (Пятисот сорока четырёх тысяч) ₽</w:t>
       </w:r>
       <w:r>
         <w:t xml:space="preserve">.</w:t>
@@ -717,10 +717,10 @@
         <w:rPr>
           <w:b/>
         </w:rPr>
-        <w:t xml:space="preserve">1</w:t>
-      </w:r>
-      <w:r>
-        <w:t xml:space="preserve">2% от стоимости неоплаченных работ</w:t>
+        <w:t xml:space="preserve">2</w:t>
+      </w:r>
+      <w:r>
+        <w:t xml:space="preserve">0% от стоимости неоплаченных работ</w:t>
       </w:r>
       <w:r>
         <w:t xml:space="preserve">.</w:t>
@@ -731,7 +731,7 @@
         <w:t xml:space="preserve">9.4. Контрольная запись: </w:t>
       </w:r>
       <w:r>
-        <w:t xml:space="preserve">в течение 2 0  (Двадцати) банковских дней с момента подписания акта</w:t>
+        <w:t xml:space="preserve">в течение 1 4  (Четырнадцати) банковских дней с момента подписания акта</w:t>
       </w:r>
       <w:r>
         <w:t xml:space="preserve">.</w:t>
@@ -778,7 +778,7 @@
           </w:p>
           <w:p>
             <w:r>
-              <w:t xml:space="preserve">ООО "Ромашка"</w:t>
+              <w:t xml:space="preserve">ООО «Ромашка»</w:t>
             </w:r>
           </w:p>
           <w:p>
@@ -786,7 +786,7 @@
               <w:t xml:space="preserve">Юридический адрес: </w:t>
             </w:r>
             <w:r>
-              <w:t xml:space="preserve">Пермь, Ленина 33</w:t>
+              <w:t xml:space="preserve">Республика Татарстан, Ленинский р-н, 14 км автодороги М-5 «Дон», стр. 5</w:t>
             </w:r>
           </w:p>
           <w:p>
@@ -794,13 +794,13 @@
               <w:t xml:space="preserve">ИНН </w:t>
             </w:r>
             <w:r>
-              <w:t xml:space="preserve">4377232669</w:t>
+              <w:t xml:space="preserve">3 094 377 238</w:t>
             </w:r>
             <w:r>
               <w:t xml:space="preserve"> КПП </w:t>
             </w:r>
             <w:r>
-              <w:t xml:space="preserve">338749449</w:t>
+              <w:t xml:space="preserve">375991446</w:t>
             </w:r>
           </w:p>
           <w:p>
@@ -808,7 +808,7 @@
               <w:t xml:space="preserve">ОГРН </w:t>
             </w:r>
             <w:r>
-              <w:t xml:space="preserve">1433069658911</w:t>
+              <w:t xml:space="preserve">1 626 743 306 969</w:t>
             </w:r>
           </w:p>
           <w:p>
@@ -816,10 +816,10 @@
               <w:t xml:space="preserve">р/с </w:t>
             </w:r>
             <w:r>
-              <w:t xml:space="preserve">40702810228200603876</w:t>
-            </w:r>
-            <w:r>
-              <w:t xml:space="preserve"> в ПАО «Совкомбанк»</w:t>
+              <w:t xml:space="preserve">4070 2810 0589 1282 0060</w:t>
+            </w:r>
+            <w:r>
+              <w:t xml:space="preserve"> в АО «Райффайзенбанк»</w:t>
             </w:r>
           </w:p>
           <w:p>
@@ -827,13 +827,13 @@
               <w:t xml:space="preserve">к/с </w:t>
             </w:r>
             <w:r>
-              <w:t xml:space="preserve">30101810150040000763</w:t>
+              <w:t xml:space="preserve">30101810200000000700</w:t>
             </w:r>
             <w:r>
               <w:t xml:space="preserve"> БИК </w:t>
             </w:r>
             <w:r>
-              <w:t xml:space="preserve">045004763</w:t>
+              <w:t xml:space="preserve">044525700</w:t>
             </w:r>
           </w:p>
           <w:p>
@@ -841,7 +841,7 @@
               <w:t xml:space="preserve">Тел.: </w:t>
             </w:r>
             <w:r>
-              <w:t xml:space="preserve">+7 (495) 630-38-46</w:t>
+              <w:t xml:space="preserve">+7 (383) 330-46-87</w:t>
             </w:r>
           </w:p>
           <w:p>
@@ -849,16 +849,16 @@
               <w:t xml:space="preserve">E-mail: </w:t>
             </w:r>
             <w:r>
-              <w:t xml:space="preserve">ivanov@yandex.ru</w:t>
+              <w:t xml:space="preserve">makarov@yandex.ru</w:t>
             </w:r>
           </w:p>
           <w:p/>
           <w:p>
             <w:r>
-              <w:t xml:space="preserve">Генеральный директор ______________ </w:t>
-            </w:r>
-            <w:r>
-              <w:t xml:space="preserve">Е. О. Иванов</w:t>
+              <w:t xml:space="preserve">Управляющий ______________ </w:t>
+            </w:r>
+            <w:r>
+              <w:t xml:space="preserve">Е. Н. Макаров</w:t>
             </w:r>
           </w:p>
         </w:tc>
@@ -876,7 +876,7 @@
           </w:p>
           <w:p>
             <w:r>
-              <w:t xml:space="preserve">Орлов Алексей Юрьевич</w:t>
+              <w:t xml:space="preserve">Иванова-Петрова Алла Юрьевна</w:t>
             </w:r>
           </w:p>
           <w:p>
@@ -884,7 +884,7 @@
               <w:t xml:space="preserve">Дата рождения: </w:t>
             </w:r>
             <w:r>
-              <w:t xml:space="preserve">27.06.1959</w:t>
+              <w:t xml:space="preserve">05.09.1983</w:t>
             </w:r>
           </w:p>
           <w:p>
@@ -892,7 +892,7 @@
               <w:t xml:space="preserve">Адрес регистрации: </w:t>
             </w:r>
             <w:r>
-              <w:t xml:space="preserve">Ростов-на-Дону Октябрьская 40/3 кв 43</w:t>
+              <w:t xml:space="preserve">Ленинградская обл., Наро-Фоминский р-н, 56 км автодороги М-3 «Дон», стр. 5</w:t>
             </w:r>
           </w:p>
           <w:p>
@@ -900,30 +900,30 @@
               <w:t xml:space="preserve">Паспорт </w:t>
             </w:r>
             <w:r>
-              <w:t xml:space="preserve">18 25 477210</w:t>
-            </w:r>
-            <w:r>
-              <w:t xml:space="preserve">, выдан ТП № 2 ОУФМС России по Московской обл. 03.05.2002</w:t>
+              <w:t xml:space="preserve">57 21 023294</w:t>
+            </w:r>
+            <w:r>
+              <w:t xml:space="preserve">, выдан ТП № 2 ОУФМС России по Московской обл. 14.06.2015</w:t>
             </w:r>
             <w:r>
               <w:t xml:space="preserve">, код подразделения </w:t>
             </w:r>
             <w:r>
-              <w:t xml:space="preserve">567-240</w:t>
-            </w:r>
-          </w:p>
-          <w:p>
-            <w:r>
-              <w:t xml:space="preserve">СНИЛС № </w:t>
-            </w:r>
-            <w:r>
-              <w:t xml:space="preserve">938 976 565 03</w:t>
+              <w:t xml:space="preserve">928-711</w:t>
+            </w:r>
+          </w:p>
+          <w:p>
+            <w:r>
+              <w:t xml:space="preserve">СНИЛС </w:t>
+            </w:r>
+            <w:r>
+              <w:t xml:space="preserve">342-519-389 77</w:t>
             </w:r>
             <w:r>
               <w:t xml:space="preserve"> ИНН </w:t>
             </w:r>
             <w:r>
-              <w:t xml:space="preserve">243543425161</w:t>
+              <w:t xml:space="preserve">392732435440</w:t>
             </w:r>
           </w:p>
           <w:p>
@@ -931,7 +931,7 @@
               <w:t xml:space="preserve">Тел.: </w:t>
             </w:r>
             <w:r>
-              <w:t xml:space="preserve">+7 (812) 882-28-75</w:t>
+              <w:t xml:space="preserve">+7 (812) 152-25-42</w:t>
             </w:r>
           </w:p>
           <w:p>
@@ -939,7 +939,7 @@
               <w:t xml:space="preserve">E-mail: </w:t>
             </w:r>
             <w:r>
-              <w:t xml:space="preserve">orlov@list.ru</w:t>
+              <w:t xml:space="preserve">ivanova.petrova@inbox.ru</w:t>
             </w:r>
           </w:p>
           <w:p/>
@@ -948,7 +948,7 @@
               <w:t xml:space="preserve">______________ </w:t>
             </w:r>
             <w:r>
-              <w:t xml:space="preserve">Орлов А. Ю.</w:t>
+              <w:t xml:space="preserve">Иванова-Петрова А. Ю.</w:t>
             </w:r>
           </w:p>
         </w:tc>
@@ -965,7 +965,7 @@
         <w:t xml:space="preserve">Работодатель: _______________ /</w:t>
       </w:r>
       <w:r>
-        <w:t xml:space="preserve">Иванов Е. О.</w:t>
+        <w:t xml:space="preserve">Макаров Е. Н.</w:t>
       </w:r>
       <w:r>
         <w:t xml:space="preserve">/</w:t>
@@ -976,7 +976,7 @@
         <w:t xml:space="preserve">Работник: _______________ /</w:t>
       </w:r>
       <w:r>
-        <w:t xml:space="preserve">Орлов Алексей Юрьевич</w:t>
+        <w:t xml:space="preserve">Иванова-Петрова Алла Юрьевна</w:t>
       </w:r>
       <w:r>
         <w:t xml:space="preserve">/</w:t>
@@ -1021,19 +1021,19 @@
         <w:t xml:space="preserve">Реквизиты для возврата: </w:t>
       </w:r>
       <w:r>
-        <w:t xml:space="preserve">101000, г. Москва, пер. Мира, д. 51, кв. 130</w:t>
+        <w:t xml:space="preserve">603000, г. Нижний Новгород, наб. Промышленная, д. 55, кв. 157</w:t>
       </w:r>
       <w:r>
         <w:t xml:space="preserve">, ИНН </w:t>
       </w:r>
       <w:r>
-        <w:t xml:space="preserve">6690714169</w:t>
+        <w:t xml:space="preserve">0714162046</w:t>
       </w:r>
       <w:r>
         <w:t xml:space="preserve">, контакт: </w:t>
       </w:r>
       <w:r>
-        <w:t xml:space="preserve">Иванов Артём Юрьевич</w:t>
+        <w:t xml:space="preserve">Новикова Юлия Сергеевна</w:t>
       </w:r>
     </w:p>
   </w:footnote>

--- a/tests/corpus_v2/docs/labor_0006.docx
+++ b/tests/corpus_v2/docs/labor_0006.docx
@@ -509,244 +509,34 @@
         </w:tc>
       </w:tr>
     </w:tbl>
-    <w:p/>
-    <w:p>
-      <w:r>
-        <w:rPr>
-          <w:b/>
-        </w:rPr>
-        <w:t xml:space="preserve">3. МЕСТО И СРОКИ ИСПОЛНЕНИЯ</w:t>
-      </w:r>
-    </w:p>
-    <w:p>
-      <w:r>
-        <w:t xml:space="preserve">3.1. Место исполнения обязательств: </w:t>
-      </w:r>
-      <w:r>
-        <w:t xml:space="preserve">Свердловская обл., тер. СНТ «Родник», уч. 210</w:t>
-      </w:r>
-      <w:r>
-        <w:t xml:space="preserve">.</w:t>
-      </w:r>
-    </w:p>
-    <w:p>
-      <w:r>
-        <w:t xml:space="preserve">3.2. Уведомления направляются </w:t>
-      </w:r>
-      <w:r>
-        <w:t xml:space="preserve">Ивановой-Петровой Алле Юрьевне</w:t>
-      </w:r>
-      <w:r>
-        <w:t xml:space="preserve"> по телефону </w:t>
-      </w:r>
-      <w:r>
-        <w:t xml:space="preserve">+7 (812) 271-60-20</w:t>
-      </w:r>
-      <w:r>
-        <w:t xml:space="preserve">.</w:t>
-      </w:r>
-    </w:p>
-    <w:p>
-      <w:r>
-        <w:t xml:space="preserve">3.3. Срок исполнения обязательств — </w:t>
-      </w:r>
-      <w:r>
-        <w:t xml:space="preserve">не позднее 15.08.2026</w:t>
-      </w:r>
-      <w:r>
-        <w:t xml:space="preserve">.</w:t>
-      </w:r>
-    </w:p>
-    <w:p/>
-    <w:p>
-      <w:r>
-        <w:rPr>
-          <w:b/>
-        </w:rPr>
-        <w:t xml:space="preserve">4. ПРОЧИЕ УСЛОВИЯ</w:t>
-      </w:r>
-    </w:p>
-    <w:p>
-      <w:r>
-        <w:t xml:space="preserve">4.1. </w:t>
-      </w:r>
-      <w:r>
-        <w:t xml:space="preserve">Стороны несут ответственность за неисполнение или ненадлежащее исполнение обязательств в соответствии с законодательством Российской Федерации.</w:t>
-      </w:r>
-    </w:p>
-    <w:p>
-      <w:r>
-        <w:t xml:space="preserve">4.2. </w:t>
-      </w:r>
-      <w:r>
-        <w:t xml:space="preserve">Размер неустойки за нарушение сроков оплаты: </w:t>
-      </w:r>
-      <w:r>
-        <w:t xml:space="preserve">20 (двадцать) процентов годовых</w:t>
-      </w:r>
-      <w:r>
-        <w:t xml:space="preserve">, но не более </w:t>
-      </w:r>
-      <w:r>
-        <w:t xml:space="preserve">5 (пять) процентов от цены Договора</w:t>
-      </w:r>
-      <w:r>
-        <w:t xml:space="preserve">. Предельный размер ответственности: </w:t>
-      </w:r>
-      <w:r>
-        <w:t xml:space="preserve">1/150 ключевой ставки ЦБ РФ от цены Договора</w:t>
-      </w:r>
-      <w:r>
-        <w:t xml:space="preserve">.</w:t>
-      </w:r>
-    </w:p>
-    <w:p>
-      <w:r>
-        <w:t xml:space="preserve">4.3. </w:t>
-      </w:r>
-      <w:r>
-        <w:t xml:space="preserve">Стороны освобождаются от ответственности при наступлении обстоятельств непреодолимой силы, если они прямо повлияли на исполнение обязательств.</w:t>
-      </w:r>
-    </w:p>
-    <w:p>
-      <w:r>
-        <w:t xml:space="preserve">4.4. </w:t>
-      </w:r>
-      <w:r>
-        <w:t xml:space="preserve">Сторона, для которой создалась невозможность исполнения, обязана уведомить другую Сторону. Срок уведомления — </w:t>
-      </w:r>
-      <w:r>
-        <w:t xml:space="preserve">в течение тридцати шести месяцев с момента поступления денежных средств на расчетный счет</w:t>
-      </w:r>
-      <w:r>
-        <w:t xml:space="preserve">.</w:t>
-      </w:r>
-    </w:p>
-    <w:p>
-      <w:r>
-        <w:t xml:space="preserve">4.5. </w:t>
-      </w:r>
-      <w:r>
-        <w:t xml:space="preserve">Все споры и разногласия решаются путём переговоров. Претензионный порядок обязателен, срок ответа на претензию — </w:t>
-      </w:r>
-      <w:r>
-        <w:t xml:space="preserve">в течение 5 рабочих дней со дня предъявления требования</w:t>
-      </w:r>
-      <w:r>
-        <w:t xml:space="preserve">.</w:t>
-      </w:r>
-    </w:p>
-    <w:p/>
-    <w:p/>
-    <w:p>
-      <w:r>
-        <w:rPr>
-          <w:b/>
-        </w:rPr>
-        <w:t xml:space="preserve">10. ДОПОЛНИТЕЛЬНЫЕ СВЕДЕНИЯ О СТОРОНАХ</w:t>
-      </w:r>
-    </w:p>
-    <w:p>
-      <w:r>
-        <w:t xml:space="preserve">ОТВЕТСТВЕННЫЙ: </w:t>
-      </w:r>
-      <w:r>
-        <w:t xml:space="preserve">МАКАРОВ ЕГОР НИКОЛАЕВИЧ</w:t>
-      </w:r>
-    </w:p>
-    <w:p>
-      <w:r>
-        <w:t xml:space="preserve">Место исполнения: </w:t>
-      </w:r>
-      <w:r>
-        <w:t xml:space="preserve">394000, г. Воронеж, бул. Промышленная, д. 76, кв. 173</w:t>
-      </w:r>
-      <w:r>
-        <w:t xml:space="preserve">2525375010</w:t>
-      </w:r>
-    </w:p>
-    <w:p/>
-    <w:p/>
-    <w:p>
-      <w:r>
-        <w:rPr>
-          <w:b/>
-        </w:rPr>
-        <w:t xml:space="preserve">9. КОНТРОЛЬНЫЕ ВЕЛИЧИНЫ</w:t>
-      </w:r>
-    </w:p>
-    <w:p>
-      <w:r>
-        <w:t xml:space="preserve">9.1. Контрольная запись: </w:t>
-      </w:r>
-      <w:r>
-        <w:rPr>
-          <w:b/>
-        </w:rPr>
-        <w:t xml:space="preserve">87Ф-86</w:t>
-      </w:r>
-      <w:r>
-        <w:t xml:space="preserve">627/20-622Д</w:t>
-      </w:r>
-      <w:r>
-        <w:t xml:space="preserve">.</w:t>
-      </w:r>
-    </w:p>
-    <w:p>
-      <w:r>
-        <w:t xml:space="preserve">9.2. Контрольная запись: </w:t>
-      </w:r>
-      <w:r>
-        <w:rPr>
-          <w:b/>
-        </w:rPr>
-        <w:t xml:space="preserve">не менее 544</w:t>
-      </w:r>
-      <w:r>
-        <w:t xml:space="preserve">000 (Пятисот сорока четырёх тысяч) ₽</w:t>
-      </w:r>
-      <w:r>
-        <w:t xml:space="preserve">.</w:t>
-      </w:r>
-    </w:p>
-    <w:p>
-      <w:r>
-        <w:t xml:space="preserve">9.3. Контрольная запись: </w:t>
-      </w:r>
-      <w:r>
-        <w:rPr>
-          <w:b/>
-        </w:rPr>
-        <w:t xml:space="preserve">2</w:t>
-      </w:r>
-      <w:r>
-        <w:t xml:space="preserve">0% от стоимости неоплаченных работ</w:t>
-      </w:r>
-      <w:r>
-        <w:t xml:space="preserve">.</w:t>
-      </w:r>
-    </w:p>
-    <w:p>
-      <w:r>
-        <w:t xml:space="preserve">9.4. Контрольная запись: </w:t>
-      </w:r>
-      <w:r>
-        <w:t xml:space="preserve">в течение 1 4  (Четырнадцати) банковских дней с момента подписания акта</w:t>
-      </w:r>
-      <w:r>
-        <w:t xml:space="preserve">.</w:t>
-      </w:r>
-    </w:p>
-    <w:p/>
-    <w:p>
-      <w:r>
-        <w:rPr>
-          <w:b/>
-        </w:rPr>
-        <w:t xml:space="preserve">РЕКВИЗИТЫ И ПОДПИСИ СТОРОН</w:t>
-      </w:r>
-    </w:p>
-    <w:p/>
+    <w:p>
+      <w:r>
+        <w:t xml:space="preserve">2.8. </w:t>
+      </w:r>
+      <w:r>
+        <w:t xml:space="preserve">Платёж по налогу перечисляется на код бюджетной классификации </w:t>
+      </w:r>
+      <w:r>
+        <w:t xml:space="preserve">182 101 010 110 110 001 10</w:t>
+      </w:r>
+      <w:r>
+        <w:t xml:space="preserve">, получатель — территориальный орган Федерального казначейства.</w:t>
+      </w:r>
+    </w:p>
+    <w:p>
+      <w:r>
+        <w:t xml:space="preserve">2.9. </w:t>
+      </w:r>
+      <w:r>
+        <w:t xml:space="preserve">Полномочия подтверждаются свидетельством о рождении, выдано </w:t>
+      </w:r>
+      <w:r>
+        <w:t xml:space="preserve">22.01.2012</w:t>
+      </w:r>
+      <w:r>
+        <w:t xml:space="preserve"> отделом ЗАГС.</w:t>
+      </w:r>
+    </w:p>
     <w:tbl>
       <w:tblPr>
         <w:tblW w:w="9360" w:type="dxa"/>
@@ -770,95 +560,7 @@
           </w:tcPr>
           <w:p>
             <w:r>
-              <w:rPr>
-                <w:b/>
-              </w:rPr>
-              <w:t xml:space="preserve">Работодатель:</w:t>
-            </w:r>
-          </w:p>
-          <w:p>
-            <w:r>
-              <w:t xml:space="preserve">ООО «Ромашка»</w:t>
-            </w:r>
-          </w:p>
-          <w:p>
-            <w:r>
-              <w:t xml:space="preserve">Юридический адрес: </w:t>
-            </w:r>
-            <w:r>
-              <w:t xml:space="preserve">Республика Татарстан, Ленинский р-н, 14 км автодороги М-5 «Дон», стр. 5</w:t>
-            </w:r>
-          </w:p>
-          <w:p>
-            <w:r>
-              <w:t xml:space="preserve">ИНН </w:t>
-            </w:r>
-            <w:r>
-              <w:t xml:space="preserve">3 094 377 238</w:t>
-            </w:r>
-            <w:r>
-              <w:t xml:space="preserve"> КПП </w:t>
-            </w:r>
-            <w:r>
-              <w:t xml:space="preserve">375991446</w:t>
-            </w:r>
-          </w:p>
-          <w:p>
-            <w:r>
-              <w:t xml:space="preserve">ОГРН </w:t>
-            </w:r>
-            <w:r>
-              <w:t xml:space="preserve">1 626 743 306 969</w:t>
-            </w:r>
-          </w:p>
-          <w:p>
-            <w:r>
-              <w:t xml:space="preserve">р/с </w:t>
-            </w:r>
-            <w:r>
-              <w:t xml:space="preserve">4070 2810 0589 1282 0060</w:t>
-            </w:r>
-            <w:r>
-              <w:t xml:space="preserve"> в АО «Райффайзенбанк»</w:t>
-            </w:r>
-          </w:p>
-          <w:p>
-            <w:r>
-              <w:t xml:space="preserve">к/с </w:t>
-            </w:r>
-            <w:r>
-              <w:t xml:space="preserve">30101810200000000700</w:t>
-            </w:r>
-            <w:r>
-              <w:t xml:space="preserve"> БИК </w:t>
-            </w:r>
-            <w:r>
-              <w:t xml:space="preserve">044525700</w:t>
-            </w:r>
-          </w:p>
-          <w:p>
-            <w:r>
-              <w:t xml:space="preserve">Тел.: </w:t>
-            </w:r>
-            <w:r>
-              <w:t xml:space="preserve">+7 (383) 330-46-87</w:t>
-            </w:r>
-          </w:p>
-          <w:p>
-            <w:r>
-              <w:t xml:space="preserve">E-mail: </w:t>
-            </w:r>
-            <w:r>
-              <w:t xml:space="preserve">makarov@yandex.ru</w:t>
-            </w:r>
-          </w:p>
-          <w:p/>
-          <w:p>
-            <w:r>
-              <w:t xml:space="preserve">Управляющий ______________ </w:t>
-            </w:r>
-            <w:r>
-              <w:t xml:space="preserve">Е. Н. Макаров</w:t>
+              <w:t xml:space="preserve">9</w:t>
             </w:r>
           </w:p>
         </w:tc>
@@ -868,6 +570,399 @@
           </w:tcPr>
           <w:p>
             <w:r>
+              <w:t xml:space="preserve">РУБ.</w:t>
+            </w:r>
+          </w:p>
+        </w:tc>
+      </w:tr>
+    </w:tbl>
+    <w:p>
+      <w:r>
+        <w:t xml:space="preserve">2.10. </w:t>
+      </w:r>
+      <w:r>
+        <w:t xml:space="preserve">Поставке подлежит насос модели </w:t>
+      </w:r>
+      <w:r>
+        <w:t xml:space="preserve">ЭЦВ-6-10-80h</w:t>
+      </w:r>
+      <w:r>
+        <w:t xml:space="preserve"> и кабель марки </w:t>
+      </w:r>
+      <w:r>
+        <w:t xml:space="preserve">ВВГнг(А)-LSt</w:t>
+      </w:r>
+      <w:r>
+        <w:t xml:space="preserve">.</w:t>
+      </w:r>
+    </w:p>
+    <w:p/>
+    <w:p>
+      <w:r>
+        <w:rPr>
+          <w:b/>
+        </w:rPr>
+        <w:t xml:space="preserve">3. МЕСТО И СРОКИ ИСПОЛНЕНИЯ</w:t>
+      </w:r>
+    </w:p>
+    <w:p>
+      <w:r>
+        <w:t xml:space="preserve">3.1. Место исполнения обязательств: </w:t>
+      </w:r>
+      <w:r>
+        <w:t xml:space="preserve">Свердловская обл., Ленинский р-н, 70 км автодороги М-8 «Дон», стр. 4</w:t>
+      </w:r>
+      <w:r>
+        <w:t xml:space="preserve">.</w:t>
+      </w:r>
+    </w:p>
+    <w:p>
+      <w:r>
+        <w:t xml:space="preserve">3.2. Уведомления направляются </w:t>
+      </w:r>
+      <w:r>
+        <w:t xml:space="preserve">Ивановой-Петровой Алле Юрьевне</w:t>
+      </w:r>
+      <w:r>
+        <w:t xml:space="preserve"> по телефону </w:t>
+      </w:r>
+      <w:r>
+        <w:t xml:space="preserve">+7 (383) 750-25-31</w:t>
+      </w:r>
+      <w:r>
+        <w:t xml:space="preserve">.</w:t>
+      </w:r>
+    </w:p>
+    <w:p>
+      <w:r>
+        <w:t xml:space="preserve">3.3. Срок исполнения обязательств — </w:t>
+      </w:r>
+      <w:r>
+        <w:t xml:space="preserve">не позднее 19.02.2026</w:t>
+      </w:r>
+      <w:r>
+        <w:t xml:space="preserve">.</w:t>
+      </w:r>
+    </w:p>
+    <w:p/>
+    <w:p>
+      <w:r>
+        <w:rPr>
+          <w:b/>
+        </w:rPr>
+        <w:t xml:space="preserve">4. ПРОЧИЕ УСЛОВИЯ</w:t>
+      </w:r>
+    </w:p>
+    <w:p>
+      <w:r>
+        <w:t xml:space="preserve">4.1. </w:t>
+      </w:r>
+      <w:r>
+        <w:t xml:space="preserve">Стороны несут ответственность за неисполнение или ненадлежащее исполнение обязательств в соответствии с законодательством Российской Федерации.</w:t>
+      </w:r>
+    </w:p>
+    <w:p>
+      <w:r>
+        <w:t xml:space="preserve">4.2. </w:t>
+      </w:r>
+      <w:r>
+        <w:t xml:space="preserve">Размер неустойки за нарушение сроков оплаты: </w:t>
+      </w:r>
+      <w:r>
+        <w:t xml:space="preserve">15 (пятнадцать) процентов годовых</w:t>
+      </w:r>
+      <w:r>
+        <w:t xml:space="preserve">, но не более </w:t>
+      </w:r>
+      <w:r>
+        <w:t xml:space="preserve">20 (двадцать) процентов от цены Договора</w:t>
+      </w:r>
+      <w:r>
+        <w:t xml:space="preserve">. Предельный размер ответственности: </w:t>
+      </w:r>
+      <w:r>
+        <w:t xml:space="preserve">1/150 ключевой ставки ЦБ РФ от цены Договора</w:t>
+      </w:r>
+      <w:r>
+        <w:t xml:space="preserve">.</w:t>
+      </w:r>
+    </w:p>
+    <w:p>
+      <w:r>
+        <w:t xml:space="preserve">4.3. </w:t>
+      </w:r>
+      <w:r>
+        <w:t xml:space="preserve">Стороны освобождаются от ответственности при наступлении обстоятельств непреодолимой силы, если они прямо повлияли на исполнение обязательств.</w:t>
+      </w:r>
+    </w:p>
+    <w:p>
+      <w:r>
+        <w:t xml:space="preserve">4.4. </w:t>
+      </w:r>
+      <w:r>
+        <w:t xml:space="preserve">Сторона, для которой создалась невозможность исполнения, обязана уведомить другую Сторону. Срок уведомления — </w:t>
+      </w:r>
+      <w:r>
+        <w:t xml:space="preserve">в течение двенадцати месяцев с момента поступления денежных средств на расчетный счет</w:t>
+      </w:r>
+      <w:r>
+        <w:t xml:space="preserve">.</w:t>
+      </w:r>
+    </w:p>
+    <w:p>
+      <w:r>
+        <w:t xml:space="preserve">4.5. </w:t>
+      </w:r>
+      <w:r>
+        <w:t xml:space="preserve">Все споры и разногласия решаются путём переговоров. Претензионный порядок обязателен, срок ответа на претензию — </w:t>
+      </w:r>
+      <w:r>
+        <w:t xml:space="preserve">в течение 7 рабочих дней со дня предъявления требования</w:t>
+      </w:r>
+      <w:r>
+        <w:t xml:space="preserve">.</w:t>
+      </w:r>
+    </w:p>
+    <w:p/>
+    <w:p/>
+    <w:p>
+      <w:r>
+        <w:rPr>
+          <w:b/>
+        </w:rPr>
+        <w:t xml:space="preserve">10. ДОПОЛНИТЕЛЬНЫЕ СВЕДЕНИЯ О СТОРОНАХ</w:t>
+      </w:r>
+    </w:p>
+    <w:p>
+      <w:r>
+        <w:t xml:space="preserve">ОТВЕТСТВЕННЫЙ: </w:t>
+      </w:r>
+      <w:r>
+        <w:t xml:space="preserve">МАКАРОВ ЕГОР НИКОЛАЕВИЧ</w:t>
+      </w:r>
+    </w:p>
+    <w:p>
+      <w:r>
+        <w:t xml:space="preserve">Место исполнения: </w:t>
+      </w:r>
+      <w:r>
+        <w:t xml:space="preserve">143400, г. Красногорск, проезд Садовая, д. 27, кв. 121</w:t>
+      </w:r>
+      <w:r>
+        <w:t xml:space="preserve">5015982479</w:t>
+      </w:r>
+    </w:p>
+    <w:p/>
+    <w:p/>
+    <w:p>
+      <w:r>
+        <w:rPr>
+          <w:b/>
+        </w:rPr>
+        <w:t xml:space="preserve">9. КОНТРОЛЬНЫЕ ВЕЛИЧИНЫ</w:t>
+      </w:r>
+    </w:p>
+    <w:p>
+      <w:r>
+        <w:t xml:space="preserve">9.1. Контрольная запись: </w:t>
+      </w:r>
+      <w:r>
+        <w:rPr>
+          <w:b/>
+        </w:rPr>
+        <w:t xml:space="preserve">96Ф-63</w:t>
+      </w:r>
+      <w:r>
+        <w:t xml:space="preserve">520/18-875Д</w:t>
+      </w:r>
+      <w:r>
+        <w:t xml:space="preserve">.</w:t>
+      </w:r>
+    </w:p>
+    <w:p>
+      <w:r>
+        <w:t xml:space="preserve">9.2. Контрольная запись: </w:t>
+      </w:r>
+      <w:r>
+        <w:rPr>
+          <w:b/>
+        </w:rPr>
+        <w:t xml:space="preserve">не менее 3870</w:t>
+      </w:r>
+      <w:r>
+        <w:t xml:space="preserve">0000 (Тридцати восьми миллионов семисот тысяч) ₽</w:t>
+      </w:r>
+      <w:r>
+        <w:t xml:space="preserve">.</w:t>
+      </w:r>
+    </w:p>
+    <w:p>
+      <w:r>
+        <w:t xml:space="preserve">9.3. Контрольная запись: </w:t>
+      </w:r>
+      <w:r>
+        <w:rPr>
+          <w:b/>
+        </w:rPr>
+        <w:t xml:space="preserve">1/1</w:t>
+      </w:r>
+      <w:r>
+        <w:t xml:space="preserve">30 ключевой ставки ЦБ РФ от общей суммы счета</w:t>
+      </w:r>
+      <w:r>
+        <w:t xml:space="preserve">.</w:t>
+      </w:r>
+    </w:p>
+    <w:p>
+      <w:r>
+        <w:t xml:space="preserve">9.4. Контрольная запись: </w:t>
+      </w:r>
+      <w:r>
+        <w:t xml:space="preserve">не позднее 27.05.20 2 5</w:t>
+      </w:r>
+      <w:r>
+        <w:t xml:space="preserve">.</w:t>
+      </w:r>
+    </w:p>
+    <w:p/>
+    <w:p>
+      <w:r>
+        <w:rPr>
+          <w:b/>
+        </w:rPr>
+        <w:t xml:space="preserve">РЕКВИЗИТЫ И ПОДПИСИ СТОРОН</w:t>
+      </w:r>
+    </w:p>
+    <w:p/>
+    <w:tbl>
+      <w:tblPr>
+        <w:tblW w:w="9360" w:type="dxa"/>
+        <w:tblBorders>
+          <w:top w:val="single" w:sz="4" w:color="auto"/>
+          <w:left w:val="single" w:sz="4" w:color="auto"/>
+          <w:bottom w:val="single" w:sz="4" w:color="auto"/>
+          <w:right w:val="single" w:sz="4" w:color="auto"/>
+          <w:insideH w:val="single" w:sz="4" w:color="auto"/>
+          <w:insideV w:val="single" w:sz="4" w:color="auto"/>
+        </w:tblBorders>
+      </w:tblPr>
+      <w:tblGrid>
+        <w:gridCol w:w="4680"/>
+        <w:gridCol w:w="4680"/>
+      </w:tblGrid>
+      <w:tr>
+        <w:tc>
+          <w:tcPr>
+            <w:tcW w:w="4680" w:type="dxa"/>
+          </w:tcPr>
+          <w:p>
+            <w:r>
+              <w:rPr>
+                <w:b/>
+              </w:rPr>
+              <w:t xml:space="preserve">Работодатель:</w:t>
+            </w:r>
+          </w:p>
+          <w:p>
+            <w:r>
+              <w:t xml:space="preserve">ООО «Ромашка»</w:t>
+            </w:r>
+          </w:p>
+          <w:p>
+            <w:r>
+              <w:t xml:space="preserve">Юридический адрес: </w:t>
+            </w:r>
+            <w:r>
+              <w:t xml:space="preserve">Свердловская обл., тер. СНТ «Родник», уч. 239</w:t>
+            </w:r>
+          </w:p>
+          <w:p>
+            <w:r>
+              <w:t xml:space="preserve">Почтовый адрес: </w:t>
+            </w:r>
+            <w:r>
+              <w:t xml:space="preserve">Краснодарский край, Дмитровский р-н, 54 км автодороги М-1 «Дон», стр. 1</w:t>
+            </w:r>
+          </w:p>
+          <w:p>
+            <w:r>
+              <w:t xml:space="preserve">ИНН </w:t>
+            </w:r>
+            <w:r>
+              <w:t xml:space="preserve">3 094 377 238</w:t>
+            </w:r>
+            <w:r>
+              <w:t xml:space="preserve"> КПП </w:t>
+            </w:r>
+            <w:r>
+              <w:t xml:space="preserve">375991446</w:t>
+            </w:r>
+          </w:p>
+          <w:p>
+            <w:r>
+              <w:t xml:space="preserve">ОГРН </w:t>
+            </w:r>
+            <w:r>
+              <w:t xml:space="preserve">1 626 743 306 969</w:t>
+            </w:r>
+          </w:p>
+          <w:p>
+            <w:r>
+              <w:t xml:space="preserve">р/с </w:t>
+            </w:r>
+            <w:r>
+              <w:t xml:space="preserve">4070 2810 0589 1282 0060</w:t>
+            </w:r>
+            <w:r>
+              <w:t xml:space="preserve"> в АО «Райффайзенбанк»</w:t>
+            </w:r>
+          </w:p>
+          <w:p>
+            <w:r>
+              <w:t xml:space="preserve">к/с </w:t>
+            </w:r>
+            <w:r>
+              <w:t xml:space="preserve">30101810200000000700</w:t>
+            </w:r>
+            <w:r>
+              <w:t xml:space="preserve"> БИК </w:t>
+            </w:r>
+            <w:r>
+              <w:t xml:space="preserve">044525700</w:t>
+            </w:r>
+          </w:p>
+          <w:p>
+            <w:r>
+              <w:t xml:space="preserve">Тел.: </w:t>
+            </w:r>
+            <w:r>
+              <w:t xml:space="preserve">+7 (812) 500-74-97</w:t>
+            </w:r>
+          </w:p>
+          <w:p>
+            <w:r>
+              <w:t xml:space="preserve">E-mail: </w:t>
+            </w:r>
+            <w:r>
+              <w:t xml:space="preserve">makarov@inbox.ru</w:t>
+            </w:r>
+          </w:p>
+          <w:p/>
+          <w:p>
+            <w:r>
+              <w:t xml:space="preserve">Управляющий ______________ </w:t>
+            </w:r>
+            <w:r>
+              <w:t xml:space="preserve">Е. Н. Макаров</w:t>
+            </w:r>
+          </w:p>
+        </w:tc>
+        <w:tc>
+          <w:tcPr>
+            <w:tcW w:w="4680" w:type="dxa"/>
+          </w:tcPr>
+          <w:p>
+            <w:r>
               <w:rPr>
                 <w:b/>
               </w:rPr>
@@ -892,7 +987,7 @@
               <w:t xml:space="preserve">Адрес регистрации: </w:t>
             </w:r>
             <w:r>
-              <w:t xml:space="preserve">Ленинградская обл., Наро-Фоминский р-н, 56 км автодороги М-3 «Дон», стр. 5</w:t>
+              <w:t xml:space="preserve">Республика Татарстан, тер. СНТ «Родник», уч. 253</w:t>
             </w:r>
           </w:p>
           <w:p>
@@ -931,7 +1026,7 @@
               <w:t xml:space="preserve">Тел.: </w:t>
             </w:r>
             <w:r>
-              <w:t xml:space="preserve">+7 (812) 152-25-42</w:t>
+              <w:t xml:space="preserve">+7 (495) 383-21-59</w:t>
             </w:r>
           </w:p>
           <w:p>
@@ -939,7 +1034,7 @@
               <w:t xml:space="preserve">E-mail: </w:t>
             </w:r>
             <w:r>
-              <w:t xml:space="preserve">ivanova.petrova@inbox.ru</w:t>
+              <w:t xml:space="preserve">ivanova.petrova@yandex.ru</w:t>
             </w:r>
           </w:p>
           <w:p/>
@@ -1021,19 +1116,19 @@
         <w:t xml:space="preserve">Реквизиты для возврата: </w:t>
       </w:r>
       <w:r>
-        <w:t xml:space="preserve">603000, г. Нижний Новгород, наб. Промышленная, д. 55, кв. 157</w:t>
+        <w:t xml:space="preserve">101000, г. Москва, пер. Октябрьская, д. 83, кв. 65</w:t>
       </w:r>
       <w:r>
         <w:t xml:space="preserve">, ИНН </w:t>
       </w:r>
       <w:r>
-        <w:t xml:space="preserve">0714162046</w:t>
+        <w:t xml:space="preserve">9273707099</w:t>
       </w:r>
       <w:r>
         <w:t xml:space="preserve">, контакт: </w:t>
       </w:r>
       <w:r>
-        <w:t xml:space="preserve">Новикова Юлия Сергеевна</w:t>
+        <w:t xml:space="preserve">Смирнова Екатерина Андреевна</w:t>
       </w:r>
     </w:p>
   </w:footnote>

--- a/tests/corpus_v2/docs/labor_0006.docx
+++ b/tests/corpus_v2/docs/labor_0006.docx
@@ -154,7 +154,7 @@
         <w:t xml:space="preserve">Должностной оклад Работника: </w:t>
       </w:r>
       <w:r>
-        <w:t xml:space="preserve">не более 2 830 000,8 (Двух миллионов восьмисот тридцати тысяч) руб.</w:t>
+        <w:t xml:space="preserve">не более 797 000,8 (Семисот девяноста семи тысяч) руб.</w:t>
       </w:r>
       <w:r>
         <w:t xml:space="preserve">, </w:t>
@@ -174,7 +174,102 @@
         <w:t xml:space="preserve">Ежегодный оплачиваемый отпуск: </w:t>
       </w:r>
       <w:r>
-        <w:t xml:space="preserve">в течение 45 рабочих дней со дня предъявления требования</w:t>
+        <w:t xml:space="preserve">в течение 10 рабочих дней со дня предъявления требования</w:t>
+      </w:r>
+      <w:r>
+        <w:t xml:space="preserve">.</w:t>
+      </w:r>
+    </w:p>
+    <w:p>
+      <w:r>
+        <w:t xml:space="preserve">1.6. </w:t>
+      </w:r>
+      <w:r>
+        <w:t xml:space="preserve">Отгрузка оформляется товарной накладной № </w:t>
+      </w:r>
+      <w:r>
+        <w:t xml:space="preserve">045869218</w:t>
+      </w:r>
+      <w:r>
+        <w:t xml:space="preserve">. Каталожный номер изделия — </w:t>
+      </w:r>
+      <w:r>
+        <w:t xml:space="preserve">047377762</w:t>
+      </w:r>
+      <w:r>
+        <w:t xml:space="preserve">. Заводской номер насоса — </w:t>
+      </w:r>
+      <w:r>
+        <w:t xml:space="preserve">043391389</w:t>
+      </w:r>
+      <w:r>
+        <w:t xml:space="preserve">.</w:t>
+      </w:r>
+    </w:p>
+    <w:p>
+      <w:r>
+        <w:t xml:space="preserve">1.7. </w:t>
+      </w:r>
+      <w:r>
+        <w:t xml:space="preserve">Целевые средства перечисляются по коду цели </w:t>
+      </w:r>
+      <w:r>
+        <w:t xml:space="preserve">041822137</w:t>
+      </w:r>
+      <w:r>
+        <w:t xml:space="preserve"> согласно приказу Минфина России № 157н. </w:t>
+      </w:r>
+      <w:r>
+        <w:t xml:space="preserve">БИК банка Стороны в настоящем разделе не приводится; номер заявки на открытие счёта — </w:t>
+      </w:r>
+      <w:r>
+        <w:t xml:space="preserve">042880011</w:t>
+      </w:r>
+      <w:r>
+        <w:t xml:space="preserve">.</w:t>
+      </w:r>
+    </w:p>
+    <w:p>
+      <w:r>
+        <w:t xml:space="preserve">1.8. </w:t>
+      </w:r>
+      <w:r>
+        <w:t xml:space="preserve">Расчёты за коммунальные услуги ведутся по лицевому счёту абонента </w:t>
+      </w:r>
+      <w:r>
+        <w:t xml:space="preserve">89268154562</w:t>
+      </w:r>
+      <w:r>
+        <w:t xml:space="preserve">. Приложение к настоящему разделу зарегистрировано за номером </w:t>
+      </w:r>
+      <w:r>
+        <w:t xml:space="preserve">89177108308</w:t>
+      </w:r>
+      <w:r>
+        <w:t xml:space="preserve">. Прибор учёта имеет заводской номер </w:t>
+      </w:r>
+      <w:r>
+        <w:t xml:space="preserve">87112728625</w:t>
+      </w:r>
+      <w:r>
+        <w:t xml:space="preserve">.</w:t>
+      </w:r>
+    </w:p>
+    <w:p>
+      <w:r>
+        <w:t xml:space="preserve">1.9. </w:t>
+      </w:r>
+      <w:r>
+        <w:t xml:space="preserve">Регистрационная запись в реестре — </w:t>
+      </w:r>
+      <w:r>
+        <w:t xml:space="preserve">89252584317</w:t>
+      </w:r>
+      <w:r>
+        <w:t xml:space="preserve"> по правилам статьи 434 Гражданского кодекса Российской Федерации. Уведомление направлено за исходящим № </w:t>
+      </w:r>
+      <w:r>
+        <w:t xml:space="preserve">86327254000</w:t>
       </w:r>
       <w:r>
         <w:t xml:space="preserve">.</w:t>
@@ -216,7 +311,7 @@
         <w:t xml:space="preserve">2.3. Срок оплаты — </w:t>
       </w:r>
       <w:r>
-        <w:t xml:space="preserve">в течение шести месяцев с момента заключения контракта</w:t>
+        <w:t xml:space="preserve">в течение тридцати шести месяцев с момента заключения контракта</w:t>
       </w:r>
       <w:r>
         <w:t xml:space="preserve">.</w:t>
@@ -236,7 +331,7 @@
         <w:t xml:space="preserve">, артикул </w:t>
       </w:r>
       <w:r>
-        <w:t xml:space="preserve">RM-3175-23</w:t>
+        <w:t xml:space="preserve">RM-3865-66</w:t>
       </w:r>
       <w:r>
         <w:t xml:space="preserve">, код </w:t>
@@ -296,49 +391,49 @@
         <w:t xml:space="preserve">. Товар отгружается с сопроводительным документом паспорт качества № </w:t>
       </w:r>
       <w:r>
-        <w:t xml:space="preserve">67 06 180001</w:t>
+        <w:t xml:space="preserve">60 10 068052</w:t>
       </w:r>
       <w:r>
         <w:t xml:space="preserve">. К партии приложен паспорт изделия № </w:t>
       </w:r>
       <w:r>
-        <w:t xml:space="preserve">22 06 623490</w:t>
+        <w:t xml:space="preserve">40 10 351370</w:t>
       </w:r>
       <w:r>
         <w:t xml:space="preserve">. Оборудование поставляется с паспортом транспортного средства № </w:t>
       </w:r>
       <w:r>
-        <w:t xml:space="preserve">07 05 556264</w:t>
+        <w:t xml:space="preserve">45 25 820317</w:t>
       </w:r>
       <w:r>
         <w:t xml:space="preserve">. Приёмка производится согласно техническому паспорту </w:t>
       </w:r>
       <w:r>
-        <w:t xml:space="preserve">06 06 925018</w:t>
+        <w:t xml:space="preserve">19 17 350943</w:t>
       </w:r>
       <w:r>
         <w:t xml:space="preserve">. СНИЛС не указан, номер заказа </w:t>
       </w:r>
       <w:r>
-        <w:t xml:space="preserve">972-955-568 17</w:t>
+        <w:t xml:space="preserve">053-121-258 50</w:t>
       </w:r>
       <w:r>
         <w:t xml:space="preserve">. Дата рождения не проставлена, документ выдан </w:t>
       </w:r>
       <w:r>
-        <w:t xml:space="preserve">21.07.2017</w:t>
+        <w:t xml:space="preserve">17.12.2021</w:t>
       </w:r>
       <w:r>
         <w:t xml:space="preserve">. Код подразделения, см. артикул </w:t>
       </w:r>
       <w:r>
-        <w:t xml:space="preserve">553-676</w:t>
+        <w:t xml:space="preserve">688-433</w:t>
       </w:r>
       <w:r>
         <w:t xml:space="preserve">. Цена — </w:t>
       </w:r>
       <w:r>
-        <w:t xml:space="preserve">60 500 002 (Шестьдесят миллионов пятьсот тысяч два) рубля</w:t>
+        <w:t xml:space="preserve">634 002 (Шестьсот тридцать четыре тысячи два) рубля</w:t>
       </w:r>
       <w:r>
         <w:t xml:space="preserve">, включая НДС </w:t>
@@ -350,7 +445,7 @@
         <w:t xml:space="preserve"> в размере </w:t>
       </w:r>
       <w:r>
-        <w:t xml:space="preserve">Один миллион сто тысяч рублей 00 копеек</w:t>
+        <w:t xml:space="preserve">Семь миллионов шестьсот сорок тысяч рублей 00 копеек</w:t>
       </w:r>
       <w:r>
         <w:t xml:space="preserve">.</w:t>
@@ -364,25 +459,25 @@
         <w:t xml:space="preserve">Товар маркирован штрихкодом </w:t>
       </w:r>
       <w:r>
-        <w:t xml:space="preserve">4605198625697</w:t>
+        <w:t xml:space="preserve">4601187788812</w:t>
       </w:r>
       <w:r>
         <w:t xml:space="preserve">. Код контрагента по ОКПО — </w:t>
       </w:r>
       <w:r>
-        <w:t xml:space="preserve">4403812007</w:t>
+        <w:t xml:space="preserve">8562198005</w:t>
       </w:r>
       <w:r>
         <w:t xml:space="preserve">. Оборудование учтено под инвентарным номером </w:t>
       </w:r>
       <w:r>
-        <w:t xml:space="preserve">040826943</w:t>
+        <w:t xml:space="preserve">042994054</w:t>
       </w:r>
       <w:r>
         <w:t xml:space="preserve">, складской позиции присвоен номер </w:t>
       </w:r>
       <w:r>
-        <w:t xml:space="preserve">674377916</w:t>
+        <w:t xml:space="preserve">004138346</w:t>
       </w:r>
       <w:r>
         <w:t xml:space="preserve">.</w:t>
@@ -396,19 +491,19 @@
         <w:t xml:space="preserve">Оплата по счёту-фактуре на КБК </w:t>
       </w:r>
       <w:r>
-        <w:t xml:space="preserve">18210101011011000183</w:t>
+        <w:t xml:space="preserve">18210101011011000191</w:t>
       </w:r>
       <w:r>
         <w:t xml:space="preserve">. ИНН не присвоен, регистрационный № </w:t>
       </w:r>
       <w:r>
-        <w:t xml:space="preserve">9362629160</w:t>
+        <w:t xml:space="preserve">5597635489</w:t>
       </w:r>
       <w:r>
         <w:t xml:space="preserve">. ИНН не присвоен, платёжный документ № </w:t>
       </w:r>
       <w:r>
-        <w:t xml:space="preserve">553486551315</w:t>
+        <w:t xml:space="preserve">277647210870</w:t>
       </w:r>
       <w:r>
         <w:t xml:space="preserve">. Заказчик действует в лице </w:t>
@@ -428,13 +523,13 @@
         <w:t xml:space="preserve">Массовая доля влаги в товаре — </w:t>
       </w:r>
       <w:r>
-        <w:t xml:space="preserve">не более 9 %</w:t>
+        <w:t xml:space="preserve">не более 10 %</w:t>
       </w:r>
       <w:r>
         <w:t xml:space="preserve">. Товар подлежит хранению </w:t>
       </w:r>
       <w:r>
-        <w:t xml:space="preserve">в течение 12 часов</w:t>
+        <w:t xml:space="preserve">в течение 24 часов</w:t>
       </w:r>
       <w:r>
         <w:t xml:space="preserve"> при температуре не выше +4 °C. Срок исковой давности по требованиям, вытекающим из Договора, составляет </w:t>
@@ -503,7 +598,7 @@
           </w:tcPr>
           <w:p>
             <w:r>
-              <w:t xml:space="preserve">7573062794</w:t>
+              <w:t xml:space="preserve">2104411501</w:t>
             </w:r>
           </w:p>
         </w:tc>
@@ -531,7 +626,7 @@
         <w:t xml:space="preserve">Полномочия подтверждаются свидетельством о рождении, выдано </w:t>
       </w:r>
       <w:r>
-        <w:t xml:space="preserve">22.01.2012</w:t>
+        <w:t xml:space="preserve">15.01.2019</w:t>
       </w:r>
       <w:r>
         <w:t xml:space="preserve"> отделом ЗАГС.</w:t>
@@ -560,7 +655,7 @@
           </w:tcPr>
           <w:p>
             <w:r>
-              <w:t xml:space="preserve">9</w:t>
+              <w:t xml:space="preserve">8</w:t>
             </w:r>
           </w:p>
         </w:tc>
@@ -610,7 +705,7 @@
         <w:t xml:space="preserve">3.1. Место исполнения обязательств: </w:t>
       </w:r>
       <w:r>
-        <w:t xml:space="preserve">Свердловская обл., Ленинский р-н, 70 км автодороги М-8 «Дон», стр. 4</w:t>
+        <w:t xml:space="preserve">141300, Республика Татарстан, г. Сергиев Посад, бул. Полевая, д. 18, корп. 3, литера А, пом. 6, оф. 127</w:t>
       </w:r>
       <w:r>
         <w:t xml:space="preserve">.</w:t>
@@ -627,7 +722,7 @@
         <w:t xml:space="preserve"> по телефону </w:t>
       </w:r>
       <w:r>
-        <w:t xml:space="preserve">+7 (383) 750-25-31</w:t>
+        <w:t xml:space="preserve">+7 (812) 179-34-32</w:t>
       </w:r>
       <w:r>
         <w:t xml:space="preserve">.</w:t>
@@ -638,7 +733,111 @@
         <w:t xml:space="preserve">3.3. Срок исполнения обязательств — </w:t>
       </w:r>
       <w:r>
-        <w:t xml:space="preserve">не позднее 19.02.2026</w:t>
+        <w:t xml:space="preserve">не позднее 01.01.2025</w:t>
+      </w:r>
+      <w:r>
+        <w:t xml:space="preserve">.</w:t>
+      </w:r>
+    </w:p>
+    <w:p>
+      <w:r>
+        <w:t xml:space="preserve">3.4. </w:t>
+      </w:r>
+      <w:r>
+        <w:t xml:space="preserve">Работы выполняются за счёт средств бюджета по коду бюджетной классификации </w:t>
+      </w:r>
+      <w:r>
+        <w:t xml:space="preserve">18209749620158493951</w:t>
+      </w:r>
+      <w:r>
+        <w:t xml:space="preserve">. Показания счётчика снимаются по прибору с заводским номером </w:t>
+      </w:r>
+      <w:r>
+        <w:t xml:space="preserve">39056827095871597438</w:t>
+      </w:r>
+      <w:r>
+        <w:t xml:space="preserve">.</w:t>
+      </w:r>
+    </w:p>
+    <w:p>
+      <w:r>
+        <w:t xml:space="preserve">3.5. </w:t>
+      </w:r>
+      <w:r>
+        <w:t xml:space="preserve">Счёт на оплату содержит УИН </w:t>
+      </w:r>
+      <w:r>
+        <w:t xml:space="preserve">18209215549679378628</w:t>
+      </w:r>
+      <w:r>
+        <w:t xml:space="preserve">. Счёт-проформа к настоящему Договору имеет номер </w:t>
+      </w:r>
+      <w:r>
+        <w:t xml:space="preserve">77080622714468732283</w:t>
+      </w:r>
+      <w:r>
+        <w:t xml:space="preserve">. Очерёдность списания со счёта определяется статьёй 855 Гражданского кодекса Российской Федерации, код вида дохода — </w:t>
+      </w:r>
+      <w:r>
+        <w:t xml:space="preserve">18210414433262421130</w:t>
+      </w:r>
+      <w:r>
+        <w:t xml:space="preserve">.</w:t>
+      </w:r>
+    </w:p>
+    <w:p>
+      <w:r>
+        <w:t xml:space="preserve">3.6. </w:t>
+      </w:r>
+      <w:r>
+        <w:t xml:space="preserve">ИНН у иностранного контрагента отсутствует, номер в торговом реестре — </w:t>
+      </w:r>
+      <w:r>
+        <w:t xml:space="preserve">0085364601</w:t>
+      </w:r>
+      <w:r>
+        <w:t xml:space="preserve">. ИНН указан в приложении, номер спецификации </w:t>
+      </w:r>
+      <w:r>
+        <w:t xml:space="preserve">6423440987</w:t>
+      </w:r>
+      <w:r>
+        <w:t xml:space="preserve">. Постановка на учёт производится по статье 84 Налогового кодекса Российской Федерации, решение № </w:t>
+      </w:r>
+      <w:r>
+        <w:t xml:space="preserve">1234262586</w:t>
+      </w:r>
+      <w:r>
+        <w:t xml:space="preserve">.</w:t>
+      </w:r>
+    </w:p>
+    <w:p>
+      <w:r>
+        <w:t xml:space="preserve">3.7. </w:t>
+      </w:r>
+      <w:r>
+        <w:t xml:space="preserve">Партии присвоен номер прослеживаемости </w:t>
+      </w:r>
+      <w:r>
+        <w:t xml:space="preserve">3866944550</w:t>
+      </w:r>
+      <w:r>
+        <w:t xml:space="preserve">. Содержание примеси не превышает </w:t>
+      </w:r>
+      <w:r>
+        <w:t xml:space="preserve">1,8 %</w:t>
+      </w:r>
+      <w:r>
+        <w:t xml:space="preserve">. Прибор имеет погрешность не более </w:t>
+      </w:r>
+      <w:r>
+        <w:t xml:space="preserve">0,2 %</w:t>
+      </w:r>
+      <w:r>
+        <w:t xml:space="preserve">. Заводской номер поставляемого станка — </w:t>
+      </w:r>
+      <w:r>
+        <w:t xml:space="preserve">2493726998</w:t>
       </w:r>
       <w:r>
         <w:t xml:space="preserve">.</w:t>
@@ -669,13 +868,13 @@
         <w:t xml:space="preserve">Размер неустойки за нарушение сроков оплаты: </w:t>
       </w:r>
       <w:r>
-        <w:t xml:space="preserve">15 (пятнадцать) процентов годовых</w:t>
+        <w:t xml:space="preserve">5 (пять) процентов годовых</w:t>
       </w:r>
       <w:r>
         <w:t xml:space="preserve">, но не более </w:t>
       </w:r>
       <w:r>
-        <w:t xml:space="preserve">20 (двадцать) процентов от цены Договора</w:t>
+        <w:t xml:space="preserve">10 (десять) процентов от цены Договора</w:t>
       </w:r>
       <w:r>
         <w:t xml:space="preserve">. Предельный размер ответственности: </w:t>
@@ -703,7 +902,7 @@
         <w:t xml:space="preserve">Сторона, для которой создалась невозможность исполнения, обязана уведомить другую Сторону. Срок уведомления — </w:t>
       </w:r>
       <w:r>
-        <w:t xml:space="preserve">в течение двенадцати месяцев с момента поступления денежных средств на расчетный счет</w:t>
+        <w:t xml:space="preserve">в течение тридцати шести месяцев с момента поступления денежных средств на расчетный счет</w:t>
       </w:r>
       <w:r>
         <w:t xml:space="preserve">.</w:t>
@@ -717,7 +916,125 @@
         <w:t xml:space="preserve">Все споры и разногласия решаются путём переговоров. Претензионный порядок обязателен, срок ответа на претензию — </w:t>
       </w:r>
       <w:r>
-        <w:t xml:space="preserve">в течение 7 рабочих дней со дня предъявления требования</w:t>
+        <w:t xml:space="preserve">в течение 3 рабочих дней со дня предъявления требования</w:t>
+      </w:r>
+      <w:r>
+        <w:t xml:space="preserve">.</w:t>
+      </w:r>
+    </w:p>
+    <w:p>
+      <w:r>
+        <w:t xml:space="preserve">4.6. </w:t>
+      </w:r>
+      <w:r>
+        <w:t xml:space="preserve">ИНН физического лица не приводится; лицевой счёт — </w:t>
+      </w:r>
+      <w:r>
+        <w:t xml:space="preserve">517035440840</w:t>
+      </w:r>
+      <w:r>
+        <w:t xml:space="preserve">. ИНН приведён в приложении, код позиции </w:t>
+      </w:r>
+      <w:r>
+        <w:t xml:space="preserve">140325313555</w:t>
+      </w:r>
+      <w:r>
+        <w:t xml:space="preserve">. Обработка ИНН ведётся по статье 86 Налогового кодекса Российской Федерации, запрос № </w:t>
+      </w:r>
+      <w:r>
+        <w:t xml:space="preserve">855266811719</w:t>
+      </w:r>
+      <w:r>
+        <w:t xml:space="preserve">.</w:t>
+      </w:r>
+    </w:p>
+    <w:p>
+      <w:r>
+        <w:t xml:space="preserve">4.7. </w:t>
+      </w:r>
+      <w:r>
+        <w:t xml:space="preserve">Накладной на партию присвоен номер </w:t>
+      </w:r>
+      <w:r>
+        <w:t xml:space="preserve">231014055501</w:t>
+      </w:r>
+      <w:r>
+        <w:t xml:space="preserve">. Контрольный модуль имеет заводской номер </w:t>
+      </w:r>
+      <w:r>
+        <w:t xml:space="preserve">828329470283</w:t>
+      </w:r>
+      <w:r>
+        <w:t xml:space="preserve">. Уклон монтируемой кровли составляет </w:t>
+      </w:r>
+      <w:r>
+        <w:t xml:space="preserve">2 %</w:t>
+      </w:r>
+      <w:r>
+        <w:t xml:space="preserve">.</w:t>
+      </w:r>
+    </w:p>
+    <w:p>
+      <w:r>
+        <w:t xml:space="preserve">4.8. </w:t>
+      </w:r>
+      <w:r>
+        <w:t xml:space="preserve">Предельная доля иностранного участия в уставном капитале установлена законом и составляет </w:t>
+      </w:r>
+      <w:r>
+        <w:t xml:space="preserve">49 %</w:t>
+      </w:r>
+      <w:r>
+        <w:t xml:space="preserve"> согласно Федеральному закону об иностранных инвестициях. Приложением № 3 установлена доля брака не более </w:t>
+      </w:r>
+      <w:r>
+        <w:t xml:space="preserve">2,9 %</w:t>
+      </w:r>
+      <w:r>
+        <w:t xml:space="preserve">.</w:t>
+      </w:r>
+    </w:p>
+    <w:p>
+      <w:r>
+        <w:t xml:space="preserve">4.9. </w:t>
+      </w:r>
+      <w:r>
+        <w:t xml:space="preserve">Срок годности товара — </w:t>
+      </w:r>
+      <w:r>
+        <w:t xml:space="preserve">в течение 24 месяцев</w:t>
+      </w:r>
+      <w:r>
+        <w:t xml:space="preserve"> с даты выпуска. Смесь выдерживается </w:t>
+      </w:r>
+      <w:r>
+        <w:t xml:space="preserve">в течение 72 часов</w:t>
+      </w:r>
+      <w:r>
+        <w:t xml:space="preserve"> при положительной температуре.</w:t>
+      </w:r>
+    </w:p>
+    <w:p>
+      <w:r>
+        <w:t xml:space="preserve">4.10. </w:t>
+      </w:r>
+      <w:r>
+        <w:t xml:space="preserve">Претензии по качеству работ предъявляются </w:t>
+      </w:r>
+      <w:r>
+        <w:t xml:space="preserve">в течение одного года</w:t>
+      </w:r>
+      <w:r>
+        <w:t xml:space="preserve"> в силу статьи 725 Гражданского кодекса Российской Федерации. Поставщик работает на рынке </w:t>
+      </w:r>
+      <w:r>
+        <w:t xml:space="preserve">в течение 9 лет</w:t>
+      </w:r>
+      <w:r>
+        <w:t xml:space="preserve">. Окончание отчётного периода — </w:t>
+      </w:r>
+      <w:r>
+        <w:t xml:space="preserve">не позднее 01.05.2028</w:t>
       </w:r>
       <w:r>
         <w:t xml:space="preserve">.</w:t>
@@ -746,10 +1063,10 @@
         <w:t xml:space="preserve">Место исполнения: </w:t>
       </w:r>
       <w:r>
-        <w:t xml:space="preserve">143400, г. Красногорск, проезд Садовая, д. 27, кв. 121</w:t>
-      </w:r>
-      <w:r>
-        <w:t xml:space="preserve">5015982479</w:t>
+        <w:t xml:space="preserve">630099, г. Новосибирск, бул. Садовая, д. 85, кв. 152</w:t>
+      </w:r>
+      <w:r>
+        <w:t xml:space="preserve">2364358460</w:t>
       </w:r>
     </w:p>
     <w:p/>
@@ -770,10 +1087,10 @@
         <w:rPr>
           <w:b/>
         </w:rPr>
-        <w:t xml:space="preserve">96Ф-63</w:t>
-      </w:r>
-      <w:r>
-        <w:t xml:space="preserve">520/18-875Д</w:t>
+        <w:t xml:space="preserve">04Ф-06</w:t>
+      </w:r>
+      <w:r>
+        <w:t xml:space="preserve">413/10-208Д</w:t>
       </w:r>
       <w:r>
         <w:t xml:space="preserve">.</w:t>
@@ -787,10 +1104,10 @@
         <w:rPr>
           <w:b/>
         </w:rPr>
-        <w:t xml:space="preserve">не менее 3870</w:t>
-      </w:r>
-      <w:r>
-        <w:t xml:space="preserve">0000 (Тридцати восьми миллионов семисот тысяч) ₽</w:t>
+        <w:t xml:space="preserve">не менее 241</w:t>
+      </w:r>
+      <w:r>
+        <w:t xml:space="preserve">000 (Двухсот сорока одной тысячи) ₽</w:t>
       </w:r>
       <w:r>
         <w:t xml:space="preserve">.</w:t>
@@ -818,7 +1135,7 @@
         <w:t xml:space="preserve">9.4. Контрольная запись: </w:t>
       </w:r>
       <w:r>
-        <w:t xml:space="preserve">не позднее 27.05.20 2 5</w:t>
+        <w:t xml:space="preserve">в течение 4 5  (Сорока пяти) банковских дней с момента подписания акта</w:t>
       </w:r>
       <w:r>
         <w:t xml:space="preserve">.</w:t>
@@ -873,15 +1190,7 @@
               <w:t xml:space="preserve">Юридический адрес: </w:t>
             </w:r>
             <w:r>
-              <w:t xml:space="preserve">Свердловская обл., тер. СНТ «Родник», уч. 239</w:t>
-            </w:r>
-          </w:p>
-          <w:p>
-            <w:r>
-              <w:t xml:space="preserve">Почтовый адрес: </w:t>
-            </w:r>
-            <w:r>
-              <w:t xml:space="preserve">Краснодарский край, Дмитровский р-н, 54 км автодороги М-1 «Дон», стр. 1</w:t>
+              <w:t xml:space="preserve">Свердловская обл., Наро-Фоминский р-н, 74 км автодороги М-3 «Дон», стр. 5</w:t>
             </w:r>
           </w:p>
           <w:p>
@@ -936,7 +1245,7 @@
               <w:t xml:space="preserve">Тел.: </w:t>
             </w:r>
             <w:r>
-              <w:t xml:space="preserve">+7 (812) 500-74-97</w:t>
+              <w:t xml:space="preserve">+7 (846) 454-82-38</w:t>
             </w:r>
           </w:p>
           <w:p>
@@ -944,7 +1253,7 @@
               <w:t xml:space="preserve">E-mail: </w:t>
             </w:r>
             <w:r>
-              <w:t xml:space="preserve">makarov@inbox.ru</w:t>
+              <w:t xml:space="preserve">makarov@corp-tehno.ru</w:t>
             </w:r>
           </w:p>
           <w:p/>
@@ -987,7 +1296,7 @@
               <w:t xml:space="preserve">Адрес регистрации: </w:t>
             </w:r>
             <w:r>
-              <w:t xml:space="preserve">Республика Татарстан, тер. СНТ «Родник», уч. 253</w:t>
+              <w:t xml:space="preserve">Свердловская обл., тер. СНТ «Родник», уч. 189</w:t>
             </w:r>
           </w:p>
           <w:p>
@@ -1026,7 +1335,7 @@
               <w:t xml:space="preserve">Тел.: </w:t>
             </w:r>
             <w:r>
-              <w:t xml:space="preserve">+7 (495) 383-21-59</w:t>
+              <w:t xml:space="preserve">+7 (495) 781-47-24</w:t>
             </w:r>
           </w:p>
           <w:p>
@@ -1034,7 +1343,7 @@
               <w:t xml:space="preserve">E-mail: </w:t>
             </w:r>
             <w:r>
-              <w:t xml:space="preserve">ivanova.petrova@yandex.ru</w:t>
+              <w:t xml:space="preserve">ivanova.petrova@gmail.com</w:t>
             </w:r>
           </w:p>
           <w:p/>
@@ -1116,19 +1425,19 @@
         <w:t xml:space="preserve">Реквизиты для возврата: </w:t>
       </w:r>
       <w:r>
-        <w:t xml:space="preserve">101000, г. Москва, пер. Октябрьская, д. 83, кв. 65</w:t>
+        <w:t xml:space="preserve">394000, г. Воронеж, ул. Мира, д. 15, кв. 93</w:t>
       </w:r>
       <w:r>
         <w:t xml:space="preserve">, ИНН </w:t>
       </w:r>
       <w:r>
-        <w:t xml:space="preserve">9273707099</w:t>
+        <w:t xml:space="preserve">2115978706</w:t>
       </w:r>
       <w:r>
         <w:t xml:space="preserve">, контакт: </w:t>
       </w:r>
       <w:r>
-        <w:t xml:space="preserve">Смирнова Екатерина Андреевна</w:t>
+        <w:t xml:space="preserve">Попов Артём Алексеевич</w:t>
       </w:r>
     </w:p>
   </w:footnote>

--- a/tests/corpus_v2/docs/labor_0006.docx
+++ b/tests/corpus_v2/docs/labor_0006.docx
@@ -1136,6 +1136,37 @@
       </w:r>
       <w:r>
         <w:t xml:space="preserve">в течение 4 5  (Сорока пяти) банковских дней с момента подписания акта</w:t>
+      </w:r>
+      <w:r>
+        <w:t xml:space="preserve">.</w:t>
+      </w:r>
+    </w:p>
+    <w:p/>
+    <w:p>
+      <w:r>
+        <w:rPr>
+          <w:b/>
+        </w:rPr>
+        <w:t xml:space="preserve">6. ОСОБЫЕ УСЛОВИЯ ОТДЕЛЬНЫХ ВИДОВ ДАННЫХ</w:t>
+      </w:r>
+    </w:p>
+    <w:p>
+      <w:r>
+        <w:t xml:space="preserve">6.1. Полномочия представителя подтверждены доверенностью, реестровый номер </w:t>
+      </w:r>
+      <w:r>
+        <w:t xml:space="preserve">23/5-н/23-2025-2-1104</w:t>
+      </w:r>
+      <w:r>
+        <w:t xml:space="preserve">.</w:t>
+      </w:r>
+    </w:p>
+    <w:p>
+      <w:r>
+        <w:t xml:space="preserve">6.2. Для сопоставления в учёте указывается: </w:t>
+      </w:r>
+      <w:r>
+        <w:t xml:space="preserve">срок действия 12/2024-06/2025</w:t>
       </w:r>
       <w:r>
         <w:t xml:space="preserve">.</w:t>

--- a/tests/corpus_v2/docs/labor_0006.docx
+++ b/tests/corpus_v2/docs/labor_0006.docx
@@ -1152,21 +1152,87 @@
     </w:p>
     <w:p>
       <w:r>
-        <w:t xml:space="preserve">6.1. Полномочия представителя подтверждены доверенностью, реестровый номер </w:t>
-      </w:r>
-      <w:r>
-        <w:t xml:space="preserve">23/5-н/23-2025-2-1104</w:t>
-      </w:r>
-      <w:r>
-        <w:t xml:space="preserve">.</w:t>
-      </w:r>
-    </w:p>
-    <w:p>
-      <w:r>
-        <w:t xml:space="preserve">6.2. Для сопоставления в учёте указывается: </w:t>
-      </w:r>
-      <w:r>
-        <w:t xml:space="preserve">срок действия 12/2024-06/2025</w:t>
+        <w:t xml:space="preserve">6.1. Работы выполняются на основании ранее заключённого Договора № </w:t>
+      </w:r>
+      <w:r>
+        <w:t xml:space="preserve">01Ф-00034/16-124Д</w:t>
+      </w:r>
+      <w:r>
+        <w:t xml:space="preserve"> между теми же сторонами.</w:t>
+      </w:r>
+    </w:p>
+    <w:p>
+      <w:r>
+        <w:t xml:space="preserve">6.2. Первичные документы: </w:t>
+      </w:r>
+      <w:r>
+        <w:t xml:space="preserve">счёт-фактура выставлена без ссылки на номер</w:t>
+      </w:r>
+      <w:r>
+        <w:t xml:space="preserve">.</w:t>
+      </w:r>
+    </w:p>
+    <w:p>
+      <w:r>
+        <w:t xml:space="preserve">6.3. Запись о лицензии внесена в реестр за регистрационным номером </w:t>
+      </w:r>
+      <w:r>
+        <w:t xml:space="preserve">268530417</w:t>
+      </w:r>
+      <w:r>
+        <w:t xml:space="preserve">.</w:t>
+      </w:r>
+    </w:p>
+    <w:p>
+      <w:r>
+        <w:t xml:space="preserve">6.4. Внутренний учёт ведётся отдельно: </w:t>
+      </w:r>
+      <w:r>
+        <w:t xml:space="preserve">номер заявки 987654321</w:t>
+      </w:r>
+      <w:r>
+        <w:t xml:space="preserve">.</w:t>
+      </w:r>
+    </w:p>
+    <w:p>
+      <w:r>
+        <w:t xml:space="preserve">6.5. Полномочия представителя подтверждены доверенностью, реестровый номер </w:t>
+      </w:r>
+      <w:r>
+        <w:t xml:space="preserve">16/89-н/16-2024-3-215</w:t>
+      </w:r>
+      <w:r>
+        <w:t xml:space="preserve">.</w:t>
+      </w:r>
+    </w:p>
+    <w:p>
+      <w:r>
+        <w:t xml:space="preserve">6.6. Для сопоставления в учёте указывается: </w:t>
+      </w:r>
+      <w:r>
+        <w:t xml:space="preserve">ГОСТ Р 52044-2003</w:t>
+      </w:r>
+      <w:r>
+        <w:t xml:space="preserve">.</w:t>
+      </w:r>
+    </w:p>
+    <w:p>
+      <w:r>
+        <w:t xml:space="preserve">6.7. Решение принято большинством в </w:t>
+      </w:r>
+      <w:r>
+        <w:t xml:space="preserve">75 % голосов</w:t>
+      </w:r>
+      <w:r>
+        <w:t xml:space="preserve"> от общего числа голосов членов совета директоров.</w:t>
+      </w:r>
+    </w:p>
+    <w:p>
+      <w:r>
+        <w:t xml:space="preserve">6.8. Кворум определяется уставом: </w:t>
+      </w:r>
+      <w:r>
+        <w:t xml:space="preserve">большинством голосов присутствующих участников</w:t>
       </w:r>
       <w:r>
         <w:t xml:space="preserve">.</w:t>

--- a/tests/corpus_v2/docs/labor_0006.docx
+++ b/tests/corpus_v2/docs/labor_0006.docx
@@ -1152,10 +1152,32 @@
     </w:p>
     <w:p>
       <w:r>
-        <w:t xml:space="preserve">6.1. Работы выполняются на основании ранее заключённого Договора № </w:t>
-      </w:r>
-      <w:r>
-        <w:t xml:space="preserve">01Ф-00034/16-124Д</w:t>
+        <w:t xml:space="preserve">6.1. Стороны ранее заключили </w:t>
+      </w:r>
+      <w:r>
+        <w:t xml:space="preserve">договор подряда</w:t>
+      </w:r>
+      <w:r>
+        <w:t xml:space="preserve"> на сопоставимых условиях.</w:t>
+      </w:r>
+    </w:p>
+    <w:p>
+      <w:r>
+        <w:t xml:space="preserve">6.2. Прочие условия: </w:t>
+      </w:r>
+      <w:r>
+        <w:t xml:space="preserve">отношения сторон регулируются гражданским законодательством</w:t>
+      </w:r>
+      <w:r>
+        <w:t xml:space="preserve">.</w:t>
+      </w:r>
+    </w:p>
+    <w:p>
+      <w:r>
+        <w:t xml:space="preserve">6.3. Работы выполняются на основании ранее заключённого Договора № </w:t>
+      </w:r>
+      <w:r>
+        <w:t xml:space="preserve">СУБ-44/2023</w:t>
       </w:r>
       <w:r>
         <w:t xml:space="preserve"> между теми же сторонами.</w:t>
@@ -1163,29 +1185,73 @@
     </w:p>
     <w:p>
       <w:r>
-        <w:t xml:space="preserve">6.2. Первичные документы: </w:t>
-      </w:r>
-      <w:r>
-        <w:t xml:space="preserve">счёт-фактура выставлена без ссылки на номер</w:t>
-      </w:r>
-      <w:r>
-        <w:t xml:space="preserve">.</w:t>
-      </w:r>
-    </w:p>
-    <w:p>
-      <w:r>
-        <w:t xml:space="preserve">6.3. Запись о лицензии внесена в реестр за регистрационным номером </w:t>
-      </w:r>
-      <w:r>
-        <w:t xml:space="preserve">268530417</w:t>
-      </w:r>
-      <w:r>
-        <w:t xml:space="preserve">.</w:t>
-      </w:r>
-    </w:p>
-    <w:p>
-      <w:r>
-        <w:t xml:space="preserve">6.4. Внутренний учёт ведётся отдельно: </w:t>
+        <w:t xml:space="preserve">6.4. Первичные документы: </w:t>
+      </w:r>
+      <w:r>
+        <w:t xml:space="preserve">лицензия Л035-01298-77/00123456 Рособрнадзора</w:t>
+      </w:r>
+      <w:r>
+        <w:t xml:space="preserve">.</w:t>
+      </w:r>
+    </w:p>
+    <w:p>
+      <w:r>
+        <w:t xml:space="preserve">6.5. Паспорт гражданина Российской Федерации выдан </w:t>
+      </w:r>
+      <w:r>
+        <w:t xml:space="preserve">Отделением по вопросам миграции ОМВД России по Кировскому району</w:t>
+      </w:r>
+      <w:r>
+        <w:t xml:space="preserve">, паспорт предъявлен при подписании.</w:t>
+      </w:r>
+    </w:p>
+    <w:p>
+      <w:r>
+        <w:t xml:space="preserve">6.6. Сопутствующие сведения: </w:t>
+      </w:r>
+      <w:r>
+        <w:t xml:space="preserve">доверенность выдана сроком на три года без права передоверия</w:t>
+      </w:r>
+      <w:r>
+        <w:t xml:space="preserve">.</w:t>
+      </w:r>
+    </w:p>
+    <w:p>
+      <w:r>
+        <w:t xml:space="preserve">6.7. Запись о государственной регистрации внесена регистрирующим органом: </w:t>
+      </w:r>
+      <w:r>
+        <w:t xml:space="preserve">Межрайонная ИФНС России № 46 по г. Москве</w:t>
+      </w:r>
+      <w:r>
+        <w:t xml:space="preserve">.</w:t>
+      </w:r>
+    </w:p>
+    <w:p>
+      <w:r>
+        <w:t xml:space="preserve">6.8. Общие сведения о регистрации: </w:t>
+      </w:r>
+      <w:r>
+        <w:t xml:space="preserve">отчётность представляется в налоговый орган по месту учёта</w:t>
+      </w:r>
+      <w:r>
+        <w:t xml:space="preserve">.</w:t>
+      </w:r>
+    </w:p>
+    <w:p>
+      <w:r>
+        <w:t xml:space="preserve">6.9. Запись о лицензии внесена в реестр за регистрационным номером </w:t>
+      </w:r>
+      <w:r>
+        <w:t xml:space="preserve">509118266</w:t>
+      </w:r>
+      <w:r>
+        <w:t xml:space="preserve">.</w:t>
+      </w:r>
+    </w:p>
+    <w:p>
+      <w:r>
+        <w:t xml:space="preserve">6.10. Внутренний учёт ведётся отдельно: </w:t>
       </w:r>
       <w:r>
         <w:t xml:space="preserve">номер заявки 987654321</w:t>
@@ -1196,32 +1262,32 @@
     </w:p>
     <w:p>
       <w:r>
-        <w:t xml:space="preserve">6.5. Полномочия представителя подтверждены доверенностью, реестровый номер </w:t>
-      </w:r>
-      <w:r>
-        <w:t xml:space="preserve">16/89-н/16-2024-3-215</w:t>
-      </w:r>
-      <w:r>
-        <w:t xml:space="preserve">.</w:t>
-      </w:r>
-    </w:p>
-    <w:p>
-      <w:r>
-        <w:t xml:space="preserve">6.6. Для сопоставления в учёте указывается: </w:t>
-      </w:r>
-      <w:r>
-        <w:t xml:space="preserve">ГОСТ Р 52044-2003</w:t>
-      </w:r>
-      <w:r>
-        <w:t xml:space="preserve">.</w:t>
-      </w:r>
-    </w:p>
-    <w:p>
-      <w:r>
-        <w:t xml:space="preserve">6.7. Решение принято большинством в </w:t>
-      </w:r>
-      <w:r>
-        <w:t xml:space="preserve">75 % голосов</w:t>
+        <w:t xml:space="preserve">6.11. Полномочия представителя подтверждены доверенностью, реестровый номер </w:t>
+      </w:r>
+      <w:r>
+        <w:t xml:space="preserve">23/5-н/23-2025-2-1104</w:t>
+      </w:r>
+      <w:r>
+        <w:t xml:space="preserve">.</w:t>
+      </w:r>
+    </w:p>
+    <w:p>
+      <w:r>
+        <w:t xml:space="preserve">6.12. Для сопоставления в учёте указывается: </w:t>
+      </w:r>
+      <w:r>
+        <w:t xml:space="preserve">кадастровый номер 77:01:0004012:2211</w:t>
+      </w:r>
+      <w:r>
+        <w:t xml:space="preserve">.</w:t>
+      </w:r>
+    </w:p>
+    <w:p>
+      <w:r>
+        <w:t xml:space="preserve">6.13. Решение принято большинством в </w:t>
+      </w:r>
+      <w:r>
+        <w:t xml:space="preserve">51 % акций</w:t>
       </w:r>
       <w:r>
         <w:t xml:space="preserve"> от общего числа голосов членов совета директоров.</w:t>
@@ -1229,7 +1295,7 @@
     </w:p>
     <w:p>
       <w:r>
-        <w:t xml:space="preserve">6.8. Кворум определяется уставом: </w:t>
+        <w:t xml:space="preserve">6.14. Кворум определяется уставом: </w:t>
       </w:r>
       <w:r>
         <w:t xml:space="preserve">большинством голосов присутствующих участников</w:t>

--- a/tests/corpus_v2/docs/labor_0006.docx
+++ b/tests/corpus_v2/docs/labor_0006.docx
@@ -36,7 +36,7 @@
         <w:t xml:space="preserve">     </w:t>
       </w:r>
       <w:r>
-        <w:t xml:space="preserve">27 июня 2023 г.</w:t>
+        <w:t xml:space="preserve">27.06.2023 г.</w:t>
       </w:r>
     </w:p>
     <w:p/>
